--- a/運用手順書_fixedcut.docx
+++ b/運用手順書_fixedcut.docx
@@ -10,27 +10,16 @@
         <w:t>固定カット管理</w:t>
       </w:r>
       <w:r>
-        <w:t>アプリ</w:t>
-      </w:r>
-      <w:r>
-        <w:t>運用手順書</w:t>
-      </w:r>
-    </w:p>
-    <w:p>
-      <w:r>
-        <w:t>作成日</w:t>
-      </w:r>
-      <w:r>
-        <w:t>: 2026-03-16</w:t>
-      </w:r>
-    </w:p>
-    <w:p/>
-    <w:p>
-      <w:pPr>
-        <w:rPr>
-          <w:rFonts w:hint="eastAsia"/>
-        </w:rPr>
-      </w:pPr>
+        <w:t>アプリ運用手順書</w:t>
+      </w:r>
+    </w:p>
+    <w:p>
+      <w:r>
+        <w:t>作成日: 2026-03-16</w:t>
+      </w:r>
+    </w:p>
+    <w:p/>
+    <w:p>
       <w:r>
         <w:t xml:space="preserve">1. </w:t>
       </w:r>
@@ -43,8 +32,108 @@
     </w:p>
     <w:p>
       <w:r>
-        <w:t>本書は</w:t>
-      </w:r>
+        <w:t xml:space="preserve">本書は </w:t>
+      </w:r>
+      <w:r>
+        <w:rPr>
+          <w:rFonts w:hint="eastAsia"/>
+        </w:rPr>
+        <w:t>固定カット</w:t>
+      </w:r>
+      <w:r>
+        <w:t>プリの運用時に必要な操作手順を、画面単位でまとめたものです。</w:t>
+      </w:r>
+    </w:p>
+    <w:p>
+      <w:r>
+        <w:rPr>
+          <w:rFonts w:hint="eastAsia"/>
+        </w:rPr>
+        <w:t>アプリ運用の目的としては、</w:t>
+      </w:r>
+      <w:r>
+        <w:rPr>
+          <w:rFonts w:hint="eastAsia"/>
+        </w:rPr>
+        <w:t>1つ目に、</w:t>
+      </w:r>
+      <w:r>
+        <w:rPr>
+          <w:rFonts w:hint="eastAsia"/>
+        </w:rPr>
+        <w:t>固定カットID、一体化時文字列、画像イメージ、登録面の管理を一元管理することで</w:t>
+      </w:r>
+      <w:r>
+        <w:rPr>
+          <w:rFonts w:hint="eastAsia"/>
+        </w:rPr>
+        <w:t>、登録漏れ</w:t>
+      </w:r>
+      <w:r>
+        <w:rPr>
+          <w:rFonts w:hint="eastAsia"/>
+        </w:rPr>
+        <w:t>や管理漏れを防ぐこと、２つ目に統合編集GWに存在している</w:t>
+      </w:r>
+      <w:r>
+        <w:rPr>
+          <w:rFonts w:hint="eastAsia"/>
+        </w:rPr>
+        <w:t>常駐イメージ変換マスタの修正を手動で行わず、管理アプリで管理を行う裏側でマスタを編集すること</w:t>
+      </w:r>
+      <w:r>
+        <w:rPr>
+          <w:rFonts w:hint="eastAsia"/>
+        </w:rPr>
+        <w:t>になります。</w:t>
+      </w:r>
+    </w:p>
+    <w:p>
+      <w:r>
+        <w:rPr>
+          <w:rFonts w:hint="eastAsia"/>
+        </w:rPr>
+        <w:t>アプリ内にはDBを保持しており、</w:t>
+      </w:r>
+      <w:proofErr w:type="spellStart"/>
+      <w:r>
+        <w:rPr>
+          <w:rFonts w:hint="eastAsia"/>
+        </w:rPr>
+        <w:t>fixedcut_app.db</w:t>
+      </w:r>
+      <w:proofErr w:type="spellEnd"/>
+      <w:r>
+        <w:rPr>
+          <w:rFonts w:hint="eastAsia"/>
+        </w:rPr>
+        <w:t>に</w:t>
+      </w:r>
+      <w:proofErr w:type="spellStart"/>
+      <w:r>
+        <w:t>fixed_cut</w:t>
+      </w:r>
+      <w:proofErr w:type="spellEnd"/>
+      <w:r>
+        <w:rPr>
+          <w:rFonts w:hint="eastAsia"/>
+        </w:rPr>
+        <w:t>（汎用固定カット）</w:t>
+      </w:r>
+      <w:r>
+        <w:rPr>
+          <w:rFonts w:hint="eastAsia"/>
+        </w:rPr>
+        <w:t>、</w:t>
+      </w:r>
+      <w:r>
+        <w:t xml:space="preserve">           </w:t>
+      </w:r>
+      <w:proofErr w:type="spellStart"/>
+      <w:r>
+        <w:t>m_jyochu_image_cnv</w:t>
+      </w:r>
+      <w:proofErr w:type="spellEnd"/>
       <w:r>
         <w:t xml:space="preserve"> </w:t>
       </w:r>
@@ -52,109 +141,6 @@
         <w:rPr>
           <w:rFonts w:hint="eastAsia"/>
         </w:rPr>
-        <w:t>固定カット</w:t>
-      </w:r>
-      <w:r>
-        <w:t>プリの運用時に必要な操作手順を、画面単位でまとめたものです。</w:t>
-      </w:r>
-    </w:p>
-    <w:p>
-      <w:r>
-        <w:rPr>
-          <w:rFonts w:hint="eastAsia"/>
-        </w:rPr>
-        <w:t>アプリ運用の目的としては、</w:t>
-      </w:r>
-      <w:r>
-        <w:rPr>
-          <w:rFonts w:hint="eastAsia"/>
-        </w:rPr>
-        <w:t>1つ目に、</w:t>
-      </w:r>
-      <w:r>
-        <w:rPr>
-          <w:rFonts w:hint="eastAsia"/>
-        </w:rPr>
-        <w:t>固定カットID、一体化時文字列、画像イメージ、登録面の管理を一元管理することで</w:t>
-      </w:r>
-      <w:r>
-        <w:rPr>
-          <w:rFonts w:hint="eastAsia"/>
-        </w:rPr>
-        <w:t>、登録漏れ</w:t>
-      </w:r>
-      <w:r>
-        <w:rPr>
-          <w:rFonts w:hint="eastAsia"/>
-        </w:rPr>
-        <w:t>や管理漏れを防ぐこと、２つ目に統合編集GWに存在している</w:t>
-      </w:r>
-      <w:r>
-        <w:rPr>
-          <w:rFonts w:hint="eastAsia"/>
-        </w:rPr>
-        <w:t>常駐イメージ変換マスタの修正を手動で行わず、管理アプリで管理を行う裏側でマスタを編集すること</w:t>
-      </w:r>
-      <w:r>
-        <w:rPr>
-          <w:rFonts w:hint="eastAsia"/>
-        </w:rPr>
-        <w:t>になります。</w:t>
-      </w:r>
-    </w:p>
-    <w:p>
-      <w:r>
-        <w:rPr>
-          <w:rFonts w:hint="eastAsia"/>
-        </w:rPr>
-        <w:t>アプリ内にはDBを保持しており、</w:t>
-      </w:r>
-      <w:proofErr w:type="spellStart"/>
-      <w:r>
-        <w:rPr>
-          <w:rFonts w:hint="eastAsia"/>
-        </w:rPr>
-        <w:t>fixedcut_app.db</w:t>
-      </w:r>
-      <w:proofErr w:type="spellEnd"/>
-      <w:r>
-        <w:rPr>
-          <w:rFonts w:hint="eastAsia"/>
-        </w:rPr>
-        <w:t>に</w:t>
-      </w:r>
-      <w:proofErr w:type="spellStart"/>
-      <w:r>
-        <w:t>fixed_cut</w:t>
-      </w:r>
-      <w:proofErr w:type="spellEnd"/>
-      <w:r>
-        <w:rPr>
-          <w:rFonts w:hint="eastAsia"/>
-        </w:rPr>
-        <w:t>（汎用固定カット）</w:t>
-      </w:r>
-      <w:r>
-        <w:rPr>
-          <w:rFonts w:hint="eastAsia"/>
-        </w:rPr>
-        <w:t>、</w:t>
-      </w:r>
-      <w:r>
-        <w:t xml:space="preserve">           </w:t>
-      </w:r>
-      <w:proofErr w:type="spellStart"/>
-      <w:r>
-        <w:t>m_jyochu_image_cnv</w:t>
-      </w:r>
-      <w:proofErr w:type="spellEnd"/>
-      <w:r>
-        <w:t xml:space="preserve"> </w:t>
-      </w:r>
-      <w:r>
-        <w:rPr>
-          <w:rFonts w:hint="eastAsia"/>
-        </w:rPr>
         <w:t>（常駐イメージ変換マスタそのもの）、</w:t>
       </w:r>
       <w:proofErr w:type="spellStart"/>
@@ -198,10 +184,7 @@
     <w:p/>
     <w:p>
       <w:r>
-        <w:t xml:space="preserve">2. </w:t>
-      </w:r>
-      <w:r>
-        <w:t>画面一覧</w:t>
+        <w:t>2. 画面一覧</w:t>
       </w:r>
       <w:r>
         <w:rPr>
@@ -211,249 +194,145 @@
       </w:r>
     </w:p>
     <w:p>
-      <w:pPr>
-        <w:rPr>
-          <w:rFonts w:hint="eastAsia"/>
-        </w:rPr>
-      </w:pPr>
-      <w:r>
-        <w:t xml:space="preserve">2.1 </w:t>
-      </w:r>
-      <w:r>
-        <w:t>常駐イメージ変換マスタ登録・ダウン</w:t>
-      </w:r>
-      <w:r>
-        <w:t>ロ</w:t>
-      </w:r>
-      <w:r>
-        <w:t>ー</w:t>
-      </w:r>
-      <w:r>
-        <w:t>ド</w:t>
-      </w:r>
-      <w:r>
-        <w:t>（</w:t>
-      </w:r>
+      <w:r>
+        <w:t>2.1 常駐イメージ変換マスタ登録・ダウンロード（/）</w:t>
+      </w:r>
+    </w:p>
+    <w:p>
+      <w:r>
+        <w:t>2.2 汎用固定カット検索（/general）</w:t>
+      </w:r>
+    </w:p>
+    <w:p>
+      <w:r>
+        <w:t>2.3 汎用固定カット追加（/</w:t>
+      </w:r>
+      <w:proofErr w:type="spellStart"/>
+      <w:r>
+        <w:t>general_add</w:t>
+      </w:r>
+      <w:proofErr w:type="spellEnd"/>
+      <w:r>
+        <w:t>）</w:t>
+      </w:r>
+    </w:p>
+    <w:p>
+      <w:r>
+        <w:t>2.4 汎用固定カット詳細（/</w:t>
+      </w:r>
+      <w:proofErr w:type="spellStart"/>
+      <w:r>
+        <w:t>general_detail</w:t>
+      </w:r>
+      <w:proofErr w:type="spellEnd"/>
+      <w:r>
+        <w:t>/&lt;id&gt;）</w:t>
+      </w:r>
+    </w:p>
+    <w:p>
+      <w:r>
+        <w:t>2.5 選挙処理用マスタ登録・ダウンロード（/</w:t>
+      </w:r>
+      <w:proofErr w:type="spellStart"/>
+      <w:r>
+        <w:t>senkyo</w:t>
+      </w:r>
+      <w:proofErr w:type="spellEnd"/>
+      <w:r>
+        <w:t>）</w:t>
+      </w:r>
+    </w:p>
+    <w:p>
+      <w:r>
+        <w:t>2.6 登録済み選挙候補者検索（/</w:t>
+      </w:r>
+      <w:proofErr w:type="spellStart"/>
+      <w:r>
+        <w:t>senkyo_person_table</w:t>
+      </w:r>
+      <w:proofErr w:type="spellEnd"/>
+      <w:r>
+        <w:t>）</w:t>
+      </w:r>
+    </w:p>
+    <w:p>
+      <w:r>
+        <w:t>2.7 選挙候補者登録データ詳細（/</w:t>
+      </w:r>
+      <w:proofErr w:type="spellStart"/>
+      <w:r>
+        <w:t>senkyo_person_table_detail</w:t>
+      </w:r>
+      <w:proofErr w:type="spellEnd"/>
+      <w:r>
+        <w:t>/&lt;id&gt;）</w:t>
+      </w:r>
+    </w:p>
+    <w:p>
+      <w:r>
+        <w:t>2.8 配信グループ設定全件表示（/</w:t>
+      </w:r>
+      <w:proofErr w:type="spellStart"/>
+      <w:r>
+        <w:t>senkyo_sendgroup_table</w:t>
+      </w:r>
+      <w:proofErr w:type="spellEnd"/>
+      <w:r>
+        <w:t>）</w:t>
+      </w:r>
+    </w:p>
+    <w:p>
+      <w:r>
+        <w:t>2.9 選挙システム固定カットテーブル（/</w:t>
+      </w:r>
+      <w:proofErr w:type="spellStart"/>
+      <w:r>
+        <w:t>senkyo</w:t>
+      </w:r>
+      <w:proofErr w:type="spellEnd"/>
       <w:r>
         <w:t>/</w:t>
       </w:r>
+      <w:proofErr w:type="spellStart"/>
+      <w:r>
+        <w:t>sendgroup_text</w:t>
+      </w:r>
+      <w:proofErr w:type="spellEnd"/>
       <w:r>
         <w:t>）</w:t>
       </w:r>
     </w:p>
-    <w:p>
-      <w:r>
-        <w:t xml:space="preserve">2.2 </w:t>
-      </w:r>
-      <w:r>
-        <w:t>汎用固定カット検索（</w:t>
-      </w:r>
-      <w:r>
-        <w:t>/general</w:t>
-      </w:r>
-      <w:r>
-        <w:t>）</w:t>
-      </w:r>
-    </w:p>
-    <w:p>
-      <w:r>
-        <w:t xml:space="preserve">2.3 </w:t>
-      </w:r>
-      <w:r>
-        <w:t>汎用固定カット追加（</w:t>
-      </w:r>
-      <w:r>
-        <w:t>/</w:t>
-      </w:r>
-      <w:proofErr w:type="spellStart"/>
-      <w:r>
-        <w:t>general_add</w:t>
-      </w:r>
-      <w:proofErr w:type="spellEnd"/>
-      <w:r>
-        <w:t>）</w:t>
-      </w:r>
-    </w:p>
-    <w:p>
-      <w:r>
-        <w:t xml:space="preserve">2.4 </w:t>
-      </w:r>
-      <w:r>
-        <w:t>汎用固定カット詳細（</w:t>
-      </w:r>
-      <w:r>
-        <w:t>/</w:t>
-      </w:r>
-      <w:proofErr w:type="spellStart"/>
-      <w:r>
-        <w:t>general_detail</w:t>
-      </w:r>
-      <w:proofErr w:type="spellEnd"/>
-      <w:r>
-        <w:t>/&lt;id&gt;</w:t>
-      </w:r>
-      <w:r>
-        <w:t>）</w:t>
-      </w:r>
-    </w:p>
-    <w:p>
-      <w:r>
-        <w:t xml:space="preserve">2.5 </w:t>
-      </w:r>
-      <w:r>
-        <w:t>選挙処理用マスタ登録・ダウンロード（</w:t>
-      </w:r>
-      <w:r>
-        <w:t>/</w:t>
-      </w:r>
-      <w:proofErr w:type="spellStart"/>
-      <w:r>
-        <w:t>senkyo</w:t>
-      </w:r>
-      <w:proofErr w:type="spellEnd"/>
-      <w:r>
-        <w:t>）</w:t>
-      </w:r>
-    </w:p>
-    <w:p>
-      <w:r>
-        <w:t xml:space="preserve">2.6 </w:t>
-      </w:r>
-      <w:r>
-        <w:t>登録済み選挙候補者検索（</w:t>
-      </w:r>
-      <w:r>
-        <w:t>/</w:t>
-      </w:r>
-      <w:proofErr w:type="spellStart"/>
-      <w:r>
-        <w:t>senkyo_person_table</w:t>
-      </w:r>
-      <w:proofErr w:type="spellEnd"/>
-      <w:r>
-        <w:t>）</w:t>
-      </w:r>
-    </w:p>
-    <w:p>
-      <w:r>
-        <w:t xml:space="preserve">2.7 </w:t>
-      </w:r>
-      <w:r>
-        <w:t>選挙候補者登録データ詳細（</w:t>
-      </w:r>
-      <w:r>
-        <w:t>/</w:t>
-      </w:r>
-      <w:proofErr w:type="spellStart"/>
-      <w:r>
-        <w:t>senkyo_person_table_detail</w:t>
-      </w:r>
-      <w:proofErr w:type="spellEnd"/>
-      <w:r>
-        <w:t>/&lt;id&gt;</w:t>
-      </w:r>
-      <w:r>
-        <w:t>）</w:t>
-      </w:r>
-    </w:p>
-    <w:p>
-      <w:r>
-        <w:t xml:space="preserve">2.8 </w:t>
-      </w:r>
-      <w:r>
-        <w:t>配信グループ設定全件表示（</w:t>
-      </w:r>
-      <w:r>
-        <w:t>/</w:t>
-      </w:r>
-      <w:proofErr w:type="spellStart"/>
-      <w:r>
-        <w:t>senkyo_sendgroup_table</w:t>
-      </w:r>
-      <w:proofErr w:type="spellEnd"/>
-      <w:r>
-        <w:t>）</w:t>
-      </w:r>
-    </w:p>
-    <w:p>
-      <w:r>
-        <w:t xml:space="preserve">2.9 </w:t>
-      </w:r>
-      <w:r>
-        <w:t>選挙システム固定カットテーブル（</w:t>
-      </w:r>
-      <w:r>
-        <w:t>/</w:t>
-      </w:r>
-      <w:proofErr w:type="spellStart"/>
-      <w:r>
-        <w:t>senkyo</w:t>
-      </w:r>
-      <w:proofErr w:type="spellEnd"/>
-      <w:r>
-        <w:t>/</w:t>
-      </w:r>
-      <w:proofErr w:type="spellStart"/>
-      <w:r>
-        <w:t>sendgroup_text</w:t>
-      </w:r>
-      <w:proofErr w:type="spellEnd"/>
-      <w:r>
-        <w:t>）</w:t>
-      </w:r>
-    </w:p>
-    <w:p/>
-    <w:p/>
-    <w:p/>
-    <w:p/>
-    <w:p/>
-    <w:p/>
-    <w:p/>
-    <w:p/>
-    <w:p/>
-    <w:p/>
-    <w:p/>
-    <w:p/>
-    <w:p/>
-    <w:p>
-      <w:pPr>
-        <w:rPr>
-          <w:rFonts w:hint="eastAsia"/>
-        </w:rPr>
-      </w:pPr>
-    </w:p>
-    <w:p>
-      <w:pPr>
-        <w:rPr>
-          <w:rFonts w:hint="eastAsia"/>
-        </w:rPr>
-      </w:pPr>
-    </w:p>
+    <w:p/>
+    <w:p/>
+    <w:p/>
+    <w:p/>
+    <w:p/>
+    <w:p/>
+    <w:p/>
+    <w:p/>
+    <w:p/>
+    <w:p/>
+    <w:p/>
+    <w:p/>
+    <w:p/>
+    <w:p/>
+    <w:p/>
     <w:p>
       <w:r>
         <w:lastRenderedPageBreak/>
-        <w:t xml:space="preserve">3. </w:t>
-      </w:r>
-      <w:r>
-        <w:t>画面別操作手順</w:t>
-      </w:r>
-    </w:p>
-    <w:p>
-      <w:r>
-        <w:t xml:space="preserve">3.1 </w:t>
-      </w:r>
-      <w:r>
-        <w:t>常駐イメージ変換マスタ登録・ダウンロード（</w:t>
-      </w:r>
-      <w:r>
-        <w:t>/</w:t>
-      </w:r>
-      <w:r>
-        <w:t>）</w:t>
-      </w:r>
-    </w:p>
-    <w:p>
-      <w:r>
+        <w:t>3. 画面別操作手順</w:t>
+      </w:r>
+    </w:p>
+    <w:p>
+      <w:r>
+        <w:t>3.1 常駐イメージ変換マスタ登録・ダウンロード（/）</w:t>
+      </w:r>
+    </w:p>
+    <w:p>
+      <w:r>
+        <w:rPr>
+          <w:noProof/>
+        </w:rPr>
         <w:drawing>
           <wp:inline distT="0" distB="0" distL="0" distR="0" wp14:anchorId="71A89AD0" wp14:editId="09667AFB">
             <wp:extent cx="5731510" cy="2893060"/>
@@ -491,27 +370,13 @@
         </w:drawing>
       </w:r>
     </w:p>
-    <w:p>
-      <w:pPr>
-        <w:rPr>
-          <w:rFonts w:hint="eastAsia"/>
-        </w:rPr>
-      </w:pPr>
-    </w:p>
-    <w:p>
-      <w:r>
-        <w:t>手順</w:t>
-      </w:r>
-      <w:r>
-        <w:t>:</w:t>
-      </w:r>
-    </w:p>
-    <w:p>
-      <w:pPr>
-        <w:rPr>
-          <w:rFonts w:hint="eastAsia"/>
-        </w:rPr>
-      </w:pPr>
+    <w:p/>
+    <w:p>
+      <w:r>
+        <w:t>手順:</w:t>
+      </w:r>
+    </w:p>
+    <w:p>
       <w:r>
         <w:t xml:space="preserve">1) </w:t>
       </w:r>
@@ -528,19 +393,10 @@
         <w:rPr>
           <w:rFonts w:hint="eastAsia"/>
         </w:rPr>
-        <w:t>エクセルもしくはCSVの形式でシートのデータ</w:t>
-      </w:r>
-      <w:r>
-        <w:rPr>
-          <w:rFonts w:hint="eastAsia"/>
-        </w:rPr>
-        <w:t>で用意し、</w:t>
-      </w:r>
-      <w:r>
-        <w:t>「</w:t>
-      </w:r>
-      <w:r>
-        <w:t>ファイル</w:t>
+        <w:t>エクセルもしくはCSVの形式でシートのデータで用意し、</w:t>
+      </w:r>
+      <w:r>
+        <w:t>「ファイル</w:t>
       </w:r>
       <w:r>
         <w:rPr>
@@ -566,50 +422,17 @@
     </w:p>
     <w:p>
       <w:r>
-        <w:t xml:space="preserve">2) </w:t>
-      </w:r>
-      <w:r>
-        <w:t>取込完了メッセージ（追加</w:t>
-      </w:r>
-      <w:r>
-        <w:t>/</w:t>
-      </w:r>
-      <w:r>
-        <w:t>更新</w:t>
-      </w:r>
-      <w:r>
-        <w:t>/</w:t>
-      </w:r>
-      <w:r>
-        <w:t>変更なし</w:t>
-      </w:r>
-      <w:r>
-        <w:t>/</w:t>
-      </w:r>
-      <w:r>
-        <w:t>スキップ件数）を確認する。</w:t>
-      </w:r>
-    </w:p>
-    <w:p>
-      <w:r>
-        <w:t xml:space="preserve">3) </w:t>
-      </w:r>
-      <w:r>
-        <w:t>必要に応じて「常駐イメージ変換マスタを</w:t>
-      </w:r>
-      <w:r>
-        <w:t>Excel</w:t>
-      </w:r>
-      <w:r>
-        <w:t>でダウンロード」を押下し、内容を確認する。</w:t>
-      </w:r>
-    </w:p>
-    <w:p>
-      <w:r>
-        <w:t xml:space="preserve">4) </w:t>
-      </w:r>
-      <w:r>
-        <w:t>全削除する場合は「常駐イメージ変換マスタを全削除」を押下し、確認ダイアログで実行する。</w:t>
+        <w:t>2) 取込完了メッセージ（追加/更新/変更なし/スキップ件数）を確認する。</w:t>
+      </w:r>
+    </w:p>
+    <w:p>
+      <w:r>
+        <w:t>3) 必要に応じて「常駐イメージ変換マスタをExcelでダウンロード」を押下し、内容を確認する。</w:t>
+      </w:r>
+    </w:p>
+    <w:p>
+      <w:r>
+        <w:t>4) 全削除する場合は「常駐イメージ変換マスタを全削除」を押下し、確認ダイアログで実行する。</w:t>
       </w:r>
       <w:r>
         <w:rPr>
@@ -618,27 +441,13 @@
         <w:t>このボタンを押すとDBのテーブル自体が削除されるため、削除する際は注意。</w:t>
       </w:r>
     </w:p>
-    <w:p>
-      <w:pPr>
-        <w:rPr>
-          <w:rFonts w:hint="eastAsia"/>
-        </w:rPr>
-      </w:pPr>
-    </w:p>
-    <w:p>
-      <w:r>
-        <w:t>注意</w:t>
-      </w:r>
-      <w:r>
-        <w:t>:</w:t>
-      </w:r>
-    </w:p>
-    <w:p>
-      <w:pPr>
-        <w:rPr>
-          <w:rFonts w:hint="eastAsia"/>
-        </w:rPr>
-      </w:pPr>
+    <w:p/>
+    <w:p>
+      <w:r>
+        <w:t>注意:</w:t>
+      </w:r>
+    </w:p>
+    <w:p>
       <w:r>
         <w:t xml:space="preserve">- </w:t>
       </w:r>
@@ -670,30 +479,18 @@
     <w:p/>
     <w:p/>
     <w:p/>
-    <w:p>
-      <w:pPr>
-        <w:rPr>
-          <w:rFonts w:hint="eastAsia"/>
-        </w:rPr>
-      </w:pPr>
-    </w:p>
+    <w:p/>
     <w:p>
       <w:r>
         <w:lastRenderedPageBreak/>
-        <w:t xml:space="preserve">3.2 </w:t>
-      </w:r>
-      <w:r>
-        <w:t>汎用固定カット検索（</w:t>
-      </w:r>
-      <w:r>
-        <w:t>/general</w:t>
-      </w:r>
-      <w:r>
-        <w:t>）</w:t>
-      </w:r>
-    </w:p>
-    <w:p>
-      <w:r>
+        <w:t>3.2 汎用固定カット検索（/general）</w:t>
+      </w:r>
+    </w:p>
+    <w:p>
+      <w:r>
+        <w:rPr>
+          <w:noProof/>
+        </w:rPr>
         <w:drawing>
           <wp:inline distT="0" distB="0" distL="0" distR="0" wp14:anchorId="6F280653" wp14:editId="5F0D910F">
             <wp:extent cx="5731510" cy="2955925"/>
@@ -731,71 +528,35 @@
         </w:drawing>
       </w:r>
     </w:p>
-    <w:p>
-      <w:pPr>
-        <w:rPr>
-          <w:rFonts w:hint="eastAsia"/>
-        </w:rPr>
-      </w:pPr>
-    </w:p>
-    <w:p>
-      <w:r>
-        <w:t>手順</w:t>
-      </w:r>
-      <w:r>
-        <w:t>:</w:t>
-      </w:r>
-    </w:p>
-    <w:p>
-      <w:r>
-        <w:t xml:space="preserve">1) </w:t>
-      </w:r>
-      <w:r>
-        <w:t>検索条件（固定カット</w:t>
-      </w:r>
-      <w:r>
-        <w:t>ID</w:t>
-      </w:r>
-      <w:r>
-        <w:t>、仮見出し、一体化時文字列、登録面名、各フラグ、日付範囲）を入力する。</w:t>
-      </w:r>
-    </w:p>
-    <w:p>
-      <w:r>
-        <w:t xml:space="preserve">2) </w:t>
-      </w:r>
-      <w:r>
-        <w:t>「検索」を押下する。</w:t>
-      </w:r>
-    </w:p>
-    <w:p>
-      <w:r>
-        <w:t xml:space="preserve">3) </w:t>
-      </w:r>
-      <w:r>
-        <w:t>一覧ヘッダクリックで昇順</w:t>
-      </w:r>
-      <w:r>
-        <w:t>/</w:t>
-      </w:r>
-      <w:r>
-        <w:t>降順ソートする。</w:t>
-      </w:r>
-    </w:p>
-    <w:p>
-      <w:r>
-        <w:t xml:space="preserve">4) </w:t>
-      </w:r>
-      <w:r>
-        <w:t>「編集」ボタンで詳細画面へ遷移する。</w:t>
-      </w:r>
-    </w:p>
-    <w:p>
-      <w:r>
-        <w:t xml:space="preserve">5) </w:t>
-      </w:r>
-      <w:r>
-        <w:t>「クリア」で条件を初期化する。</w:t>
+    <w:p/>
+    <w:p>
+      <w:r>
+        <w:t>手順:</w:t>
+      </w:r>
+    </w:p>
+    <w:p>
+      <w:r>
+        <w:t>1) 検索条件（固定カットID、仮見出し、一体化時文字列、登録面名、各フラグ、日付範囲）を入力する。</w:t>
+      </w:r>
+    </w:p>
+    <w:p>
+      <w:r>
+        <w:t>2) 「検索」を押下する。</w:t>
+      </w:r>
+    </w:p>
+    <w:p>
+      <w:r>
+        <w:t>3) 一覧ヘッダクリックで昇順/降順ソートする。</w:t>
+      </w:r>
+    </w:p>
+    <w:p>
+      <w:r>
+        <w:t>4) 「編集」ボタンで詳細画面へ遷移する。</w:t>
+      </w:r>
+    </w:p>
+    <w:p>
+      <w:r>
+        <w:t>5) 「クリア」で条件を初期化する。</w:t>
       </w:r>
     </w:p>
     <w:p/>
@@ -821,13 +582,7 @@
         <w:t>常駐イメージ変換マスタをリリースする際には対象になっているかを確認してからリリースないしリリース依頼を行ってください。</w:t>
       </w:r>
     </w:p>
-    <w:p>
-      <w:pPr>
-        <w:rPr>
-          <w:rFonts w:hint="eastAsia"/>
-        </w:rPr>
-      </w:pPr>
-    </w:p>
+    <w:p/>
     <w:p>
       <w:r>
         <w:rPr>
@@ -863,36 +618,18 @@
         <w:t>を参照。</w:t>
       </w:r>
     </w:p>
-    <w:p>
-      <w:pPr>
-        <w:rPr>
-          <w:rFonts w:hint="eastAsia"/>
-        </w:rPr>
-      </w:pPr>
-    </w:p>
-    <w:p/>
-    <w:p/>
-    <w:p/>
-    <w:p/>
-    <w:p/>
-    <w:p/>
-    <w:p>
-      <w:pPr>
-        <w:rPr>
-          <w:rFonts w:hint="eastAsia"/>
-        </w:rPr>
-      </w:pPr>
-    </w:p>
+    <w:p/>
+    <w:p/>
+    <w:p/>
+    <w:p/>
+    <w:p/>
+    <w:p/>
+    <w:p/>
+    <w:p/>
     <w:p>
       <w:r>
         <w:lastRenderedPageBreak/>
-        <w:t xml:space="preserve">3.3 </w:t>
-      </w:r>
-      <w:r>
-        <w:t>汎用固定カット追加（</w:t>
-      </w:r>
-      <w:r>
-        <w:t>/</w:t>
+        <w:t>3.3 汎用固定カット追加（/</w:t>
       </w:r>
       <w:proofErr w:type="spellStart"/>
       <w:r>
@@ -904,12 +641,10 @@
       </w:r>
     </w:p>
     <w:p>
-      <w:pPr>
-        <w:rPr>
-          <w:rFonts w:hint="eastAsia"/>
-        </w:rPr>
-      </w:pPr>
-      <w:r>
+      <w:r>
+        <w:rPr>
+          <w:noProof/>
+        </w:rPr>
         <w:drawing>
           <wp:inline distT="0" distB="0" distL="0" distR="0" wp14:anchorId="3DF1E5D4" wp14:editId="55C441E9">
             <wp:extent cx="5731510" cy="2934970"/>
@@ -956,69 +691,26 @@
         <w:rPr>
           <w:rFonts w:hint="eastAsia"/>
         </w:rPr>
-        <w:t>の</w:t>
-      </w:r>
-      <w:r>
-        <w:rPr>
-          <w:rFonts w:hint="eastAsia"/>
-        </w:rPr>
-        <w:t>「固定カットのレコードを追加する」</w:t>
-      </w:r>
-      <w:r>
-        <w:rPr>
-          <w:rFonts w:hint="eastAsia"/>
-        </w:rPr>
-        <w:t>を押下するとこのページに遷移します</w:t>
-      </w:r>
-    </w:p>
-    <w:p>
-      <w:pPr>
-        <w:rPr>
-          <w:rFonts w:hint="eastAsia"/>
-        </w:rPr>
-      </w:pPr>
-    </w:p>
-    <w:p>
-      <w:r>
-        <w:t>手順</w:t>
-      </w:r>
-      <w:r>
-        <w:t>:</w:t>
-      </w:r>
-    </w:p>
-    <w:p>
-      <w:pPr>
-        <w:rPr>
-          <w:rFonts w:hint="eastAsia"/>
-        </w:rPr>
-      </w:pPr>
-      <w:r>
-        <w:t xml:space="preserve">1) </w:t>
-      </w:r>
-      <w:r>
-        <w:t>必須の「固定カット</w:t>
-      </w:r>
-      <w:r>
-        <w:t>ID</w:t>
-      </w:r>
-      <w:r>
-        <w:t>」を入力する。</w:t>
-      </w:r>
-    </w:p>
-    <w:p>
-      <w:r>
-        <w:t xml:space="preserve">2) </w:t>
-      </w:r>
-      <w:r>
-        <w:t>任意で仮見出し、一体化時文字列、登録面名、画像、フラグ、備考を入力する。</w:t>
-      </w:r>
-    </w:p>
-    <w:p>
-      <w:pPr>
-        <w:rPr>
-          <w:rFonts w:hint="eastAsia"/>
-        </w:rPr>
-      </w:pPr>
+        <w:t>の「固定カットのレコードを追加する」を押下するとこのページに遷移します</w:t>
+      </w:r>
+    </w:p>
+    <w:p/>
+    <w:p>
+      <w:r>
+        <w:t>手順:</w:t>
+      </w:r>
+    </w:p>
+    <w:p>
+      <w:r>
+        <w:t>1) 必須の「固定カットID」を入力する。</w:t>
+      </w:r>
+    </w:p>
+    <w:p>
+      <w:r>
+        <w:t>2) 任意で仮見出し、一体化時文字列、登録面名、画像、フラグ、備考を入力する。</w:t>
+      </w:r>
+    </w:p>
+    <w:p>
       <w:r>
         <w:rPr>
           <w:rFonts w:hint="eastAsia"/>
@@ -1046,32 +738,15 @@
     </w:p>
     <w:p>
       <w:r>
-        <w:t xml:space="preserve">3) </w:t>
-      </w:r>
-      <w:r>
-        <w:t>「追加」を押下する。</w:t>
-      </w:r>
-    </w:p>
-    <w:p>
-      <w:r>
-        <w:t>4) GW</w:t>
-      </w:r>
-      <w:r>
-        <w:t>登録対象が</w:t>
-      </w:r>
-      <w:r>
-        <w:t>ON</w:t>
-      </w:r>
-      <w:r>
-        <w:t>の場合は確認アラートに従って進める。</w:t>
-      </w:r>
-    </w:p>
-    <w:p>
-      <w:pPr>
-        <w:rPr>
-          <w:rFonts w:hint="eastAsia"/>
-        </w:rPr>
-      </w:pPr>
+        <w:t>3) 「追加」を押下する。</w:t>
+      </w:r>
+    </w:p>
+    <w:p>
+      <w:r>
+        <w:t>4) GW登録対象がONの場合は確認アラートに従って進める。</w:t>
+      </w:r>
+    </w:p>
+    <w:p>
       <w:r>
         <w:rPr>
           <w:rFonts w:hint="eastAsia"/>
@@ -1081,36 +756,18 @@
     </w:p>
     <w:p>
       <w:r>
-        <w:t xml:space="preserve">5) </w:t>
-      </w:r>
-      <w:r>
-        <w:t>追加完了メッセージを確認する。</w:t>
-      </w:r>
-    </w:p>
-    <w:p>
-      <w:pPr>
-        <w:rPr>
-          <w:rFonts w:hint="eastAsia"/>
-        </w:rPr>
-      </w:pPr>
-    </w:p>
-    <w:p>
-      <w:r>
-        <w:t>補足</w:t>
-      </w:r>
-      <w:r>
-        <w:t>:</w:t>
-      </w:r>
-    </w:p>
-    <w:p>
-      <w:r>
-        <w:t xml:space="preserve">- </w:t>
-      </w:r>
-      <w:r>
-        <w:t>画像拡張子は</w:t>
-      </w:r>
-      <w:r>
-        <w:t xml:space="preserve"> .eps/.jpg/.jpeg/.</w:t>
+        <w:t>5) 追加完了メッセージを確認する。</w:t>
+      </w:r>
+    </w:p>
+    <w:p/>
+    <w:p>
+      <w:r>
+        <w:t>補足:</w:t>
+      </w:r>
+    </w:p>
+    <w:p>
+      <w:r>
+        <w:t>- 画像拡張子は .eps/.jpg/.jpeg/.</w:t>
       </w:r>
       <w:proofErr w:type="spellStart"/>
       <w:r>
@@ -1118,24 +775,12 @@
       </w:r>
       <w:proofErr w:type="spellEnd"/>
       <w:r>
-        <w:t xml:space="preserve"> </w:t>
-      </w:r>
-      <w:r>
-        <w:t>のみ。</w:t>
-      </w:r>
-    </w:p>
-    <w:p>
-      <w:r>
-        <w:t>- GW</w:t>
-      </w:r>
-      <w:r>
-        <w:t>登録対象</w:t>
-      </w:r>
-      <w:r>
-        <w:t>ON</w:t>
-      </w:r>
-      <w:r>
-        <w:t>時は</w:t>
+        <w:t xml:space="preserve"> のみ。</w:t>
+      </w:r>
+    </w:p>
+    <w:p>
+      <w:r>
+        <w:t>- GW登録対象ON時は</w:t>
       </w:r>
       <w:r>
         <w:rPr>
@@ -1153,23 +798,11 @@
     <w:p/>
     <w:p/>
     <w:p/>
-    <w:p>
-      <w:pPr>
-        <w:rPr>
-          <w:rFonts w:hint="eastAsia"/>
-        </w:rPr>
-      </w:pPr>
-    </w:p>
+    <w:p/>
     <w:p>
       <w:r>
         <w:lastRenderedPageBreak/>
-        <w:t xml:space="preserve">3.4 </w:t>
-      </w:r>
-      <w:r>
-        <w:t>汎用固定カット詳細（</w:t>
-      </w:r>
-      <w:r>
-        <w:t>/</w:t>
+        <w:t>3.4 汎用固定カット詳細（/</w:t>
       </w:r>
       <w:proofErr w:type="spellStart"/>
       <w:r>
@@ -1177,14 +810,14 @@
       </w:r>
       <w:proofErr w:type="spellEnd"/>
       <w:r>
-        <w:t>/&lt;id&gt;</w:t>
-      </w:r>
-      <w:r>
-        <w:t>）</w:t>
-      </w:r>
-    </w:p>
-    <w:p>
-      <w:r>
+        <w:t>/&lt;id&gt;）</w:t>
+      </w:r>
+    </w:p>
+    <w:p>
+      <w:r>
+        <w:rPr>
+          <w:noProof/>
+        </w:rPr>
         <w:drawing>
           <wp:inline distT="0" distB="0" distL="0" distR="0" wp14:anchorId="73A2803B" wp14:editId="5B2516D8">
             <wp:extent cx="5731510" cy="2955925"/>
@@ -1223,12 +856,10 @@
       </w:r>
     </w:p>
     <w:p>
-      <w:pPr>
-        <w:rPr>
-          <w:rFonts w:hint="eastAsia"/>
-        </w:rPr>
-      </w:pPr>
-      <w:r>
+      <w:r>
+        <w:rPr>
+          <w:noProof/>
+        </w:rPr>
         <w:drawing>
           <wp:inline distT="0" distB="0" distL="0" distR="0" wp14:anchorId="710ADBDB" wp14:editId="62519A3D">
             <wp:extent cx="5731510" cy="2960370"/>
@@ -1287,19 +918,7 @@
         <w:rPr>
           <w:rFonts w:hint="eastAsia"/>
         </w:rPr>
-        <w:t>「</w:t>
-      </w:r>
-      <w:r>
-        <w:rPr>
-          <w:rFonts w:hint="eastAsia"/>
-        </w:rPr>
-        <w:t>編集</w:t>
-      </w:r>
-      <w:r>
-        <w:rPr>
-          <w:rFonts w:hint="eastAsia"/>
-        </w:rPr>
-        <w:t>」を押下するとこのページに遷移します</w:t>
+        <w:t>「編集」を押下するとこのページに遷移します</w:t>
       </w:r>
       <w:r>
         <w:rPr>
@@ -1309,11 +928,6 @@
       </w:r>
     </w:p>
     <w:p>
-      <w:pPr>
-        <w:rPr>
-          <w:rFonts w:hint="eastAsia"/>
-        </w:rPr>
-      </w:pPr>
       <w:r>
         <w:rPr>
           <w:rFonts w:hint="eastAsia"/>
@@ -1321,46 +935,20 @@
         <w:t>常駐イメージ変換マスタにも登録がある場合は上部のような見た目になります。</w:t>
       </w:r>
     </w:p>
-    <w:p>
-      <w:pPr>
-        <w:rPr>
-          <w:rFonts w:hint="eastAsia"/>
-        </w:rPr>
-      </w:pPr>
-    </w:p>
-    <w:p>
-      <w:pPr>
-        <w:rPr>
-          <w:rFonts w:hint="eastAsia"/>
-        </w:rPr>
-      </w:pPr>
-      <w:r>
-        <w:t>手順</w:t>
-      </w:r>
-      <w:r>
-        <w:t>:</w:t>
-      </w:r>
-    </w:p>
-    <w:p>
-      <w:r>
-        <w:t xml:space="preserve">1) </w:t>
-      </w:r>
-      <w:r>
-        <w:t>各項目を編集し「更新実行」を押下する。</w:t>
-      </w:r>
-    </w:p>
-    <w:p>
-      <w:r>
-        <w:t>2) GW</w:t>
-      </w:r>
-      <w:r>
-        <w:t>登録対象</w:t>
-      </w:r>
-      <w:r>
-        <w:t xml:space="preserve">ON/OFF </w:t>
-      </w:r>
-      <w:r>
-        <w:t>と確認ダイアログに応じて</w:t>
+    <w:p/>
+    <w:p>
+      <w:r>
+        <w:t>手順:</w:t>
+      </w:r>
+    </w:p>
+    <w:p>
+      <w:r>
+        <w:t>1) 各項目を編集し「更新実行」を押下する。</w:t>
+      </w:r>
+    </w:p>
+    <w:p>
+      <w:r>
+        <w:t>2) GW登録対象ON/OFF と確認ダイアログに応じて</w:t>
       </w:r>
       <w:r>
         <w:rPr>
@@ -1369,27 +957,10 @@
         <w:t>常駐イメージ変換マスタ</w:t>
       </w:r>
       <w:r>
-        <w:t>の更新</w:t>
-      </w:r>
-      <w:r>
-        <w:t>/</w:t>
-      </w:r>
-      <w:r>
-        <w:t>追加</w:t>
-      </w:r>
-      <w:r>
-        <w:t>/</w:t>
-      </w:r>
-      <w:r>
-        <w:t>削除が連動する。</w:t>
-      </w:r>
-    </w:p>
-    <w:p>
-      <w:pPr>
-        <w:rPr>
-          <w:rFonts w:hint="eastAsia"/>
-        </w:rPr>
-      </w:pPr>
+        <w:t>の更新/追加/削除が連動する。</w:t>
+      </w:r>
+    </w:p>
+    <w:p>
       <w:r>
         <w:rPr>
           <w:rFonts w:hint="eastAsia"/>
@@ -1416,28 +987,14 @@
       </w:r>
     </w:p>
     <w:p>
-      <w:pPr>
-        <w:rPr>
-          <w:rFonts w:hint="eastAsia"/>
-        </w:rPr>
-      </w:pPr>
-      <w:r>
-        <w:t xml:space="preserve">3) </w:t>
-      </w:r>
-      <w:r>
-        <w:t>削除する場合は「削除」を押下し確認後に実行する。</w:t>
+      <w:r>
+        <w:t>3) 削除する場合は「削除」を押下し確認後に実行する。</w:t>
       </w:r>
     </w:p>
     <w:p>
       <w:r>
         <w:lastRenderedPageBreak/>
-        <w:t xml:space="preserve">3.5 </w:t>
-      </w:r>
-      <w:r>
-        <w:t>選挙処理用マスタ登録・ダウンロード（</w:t>
-      </w:r>
-      <w:r>
-        <w:t>/</w:t>
+        <w:t>3.5 選挙処理用マスタ登録・ダウンロード（/</w:t>
       </w:r>
       <w:proofErr w:type="spellStart"/>
       <w:r>
@@ -1450,6 +1007,9 @@
     </w:p>
     <w:p>
       <w:r>
+        <w:rPr>
+          <w:noProof/>
+        </w:rPr>
         <w:drawing>
           <wp:inline distT="0" distB="0" distL="0" distR="0" wp14:anchorId="24501EB1" wp14:editId="6573C985">
             <wp:extent cx="5731510" cy="2978785"/>
@@ -1488,12 +1048,10 @@
       </w:r>
     </w:p>
     <w:p>
-      <w:pPr>
-        <w:rPr>
-          <w:rFonts w:hint="eastAsia"/>
-        </w:rPr>
-      </w:pPr>
-      <w:r>
+      <w:r>
+        <w:rPr>
+          <w:noProof/>
+        </w:rPr>
         <w:drawing>
           <wp:inline distT="0" distB="0" distL="0" distR="0" wp14:anchorId="5612FB1A" wp14:editId="5001612B">
             <wp:extent cx="5731510" cy="2726690"/>
@@ -1531,19 +1089,10 @@
         </w:drawing>
       </w:r>
     </w:p>
-    <w:p>
-      <w:pPr>
-        <w:rPr>
-          <w:rFonts w:hint="eastAsia"/>
-        </w:rPr>
-      </w:pPr>
-    </w:p>
-    <w:p>
-      <w:r>
-        <w:t>手順</w:t>
-      </w:r>
-      <w:r>
-        <w:t>:</w:t>
+    <w:p/>
+    <w:p>
+      <w:r>
+        <w:t>手順:</w:t>
       </w:r>
     </w:p>
     <w:p>
@@ -1563,10 +1112,7 @@
         <w:t>顔写真に含まれる</w:t>
       </w:r>
       <w:r>
-        <w:t>CD</w:t>
-      </w:r>
-      <w:r>
-        <w:t>データ（</w:t>
+        <w:t>CDデータ（</w:t>
       </w:r>
       <w:r>
         <w:rPr>
@@ -1580,46 +1126,22 @@
     </w:p>
     <w:p>
       <w:r>
-        <w:t xml:space="preserve">2) </w:t>
-      </w:r>
-      <w:r>
-        <w:t>配信グループ設定データをアップロードする。</w:t>
-      </w:r>
-    </w:p>
-    <w:p>
-      <w:r>
-        <w:t xml:space="preserve">3) </w:t>
-      </w:r>
-      <w:r>
-        <w:t>必要に応じて候補者一覧</w:t>
-      </w:r>
-      <w:r>
-        <w:t>/</w:t>
-      </w:r>
-      <w:r>
-        <w:t>配信グループ一覧</w:t>
-      </w:r>
-      <w:r>
-        <w:t>/</w:t>
-      </w:r>
-      <w:r>
-        <w:t>送信グループ別テキストへ遷移する。</w:t>
-      </w:r>
-    </w:p>
-    <w:p>
-      <w:r>
-        <w:t>4) Excel</w:t>
-      </w:r>
-      <w:r>
-        <w:t>ダウンロードボタンで各一覧を出力する。</w:t>
-      </w:r>
-    </w:p>
-    <w:p>
-      <w:r>
-        <w:t xml:space="preserve">5) </w:t>
-      </w:r>
-      <w:r>
-        <w:t>全削除系ボタンは</w:t>
+        <w:t>2) 配信グループ設定データをアップロードする。</w:t>
+      </w:r>
+    </w:p>
+    <w:p>
+      <w:r>
+        <w:t>3) 必要に応じて候補者一覧/配信グループ一覧/送信グループ別テキストへ遷移する。</w:t>
+      </w:r>
+    </w:p>
+    <w:p>
+      <w:r>
+        <w:t>4) Excelダウンロードボタンで各一覧を出力する。</w:t>
+      </w:r>
+    </w:p>
+    <w:p>
+      <w:r>
+        <w:t>5) 全削除系ボタンは</w:t>
       </w:r>
       <w:r>
         <w:rPr>
@@ -1631,36 +1153,13 @@
         <w:t>確認ダイアログ後に実行する。</w:t>
       </w:r>
     </w:p>
-    <w:p>
-      <w:pPr>
-        <w:rPr>
-          <w:rFonts w:hint="eastAsia"/>
-        </w:rPr>
-      </w:pPr>
-    </w:p>
-    <w:p>
-      <w:pPr>
-        <w:rPr>
-          <w:rFonts w:hint="eastAsia"/>
-        </w:rPr>
-      </w:pPr>
-      <w:r>
-        <w:rPr>
-          <w:rFonts w:hint="eastAsia"/>
-        </w:rPr>
-        <w:t>※</w:t>
-      </w:r>
-      <w:r>
-        <w:rPr>
-          <w:rFonts w:hint="eastAsia"/>
-        </w:rPr>
-        <w:t>選挙用のテーブルデータ</w:t>
-      </w:r>
-      <w:r>
-        <w:rPr>
-          <w:rFonts w:hint="eastAsia"/>
-        </w:rPr>
-        <w:t>についてはこのアプリからダウンロード、アップロードでデータ更新を行ってください。</w:t>
+    <w:p/>
+    <w:p>
+      <w:r>
+        <w:rPr>
+          <w:rFonts w:hint="eastAsia"/>
+        </w:rPr>
+        <w:t>※選挙用のテーブルデータについてはこのアプリからダウンロード、アップロードでデータ更新を行ってください。</w:t>
       </w:r>
       <w:r>
         <w:rPr>
@@ -1669,23 +1168,11 @@
         <w:t>また、選挙開始時にすべてのテーブルデータをクリアする必要があるので必ずデータ削除を実行してください。</w:t>
       </w:r>
     </w:p>
-    <w:p>
-      <w:pPr>
-        <w:rPr>
-          <w:rFonts w:hint="eastAsia"/>
-        </w:rPr>
-      </w:pPr>
-    </w:p>
+    <w:p/>
     <w:p>
       <w:r>
         <w:lastRenderedPageBreak/>
-        <w:t xml:space="preserve">3.6 </w:t>
-      </w:r>
-      <w:r>
-        <w:t>登録済み選挙候補者検索（</w:t>
-      </w:r>
-      <w:r>
-        <w:t>/</w:t>
+        <w:t>3.6 登録済み選挙候補者検索（/</w:t>
       </w:r>
       <w:proofErr w:type="spellStart"/>
       <w:r>
@@ -1697,12 +1184,10 @@
       </w:r>
     </w:p>
     <w:p>
-      <w:pPr>
-        <w:rPr>
-          <w:rFonts w:hint="eastAsia"/>
-        </w:rPr>
-      </w:pPr>
-      <w:r>
+      <w:r>
+        <w:rPr>
+          <w:noProof/>
+        </w:rPr>
         <w:drawing>
           <wp:inline distT="0" distB="0" distL="0" distR="0" wp14:anchorId="085A6168" wp14:editId="40EE14B9">
             <wp:extent cx="5731510" cy="2966085"/>
@@ -1740,33 +1225,15 @@
         </w:drawing>
       </w:r>
     </w:p>
-    <w:p>
-      <w:pPr>
-        <w:rPr>
-          <w:rFonts w:hint="eastAsia"/>
-        </w:rPr>
-      </w:pPr>
-    </w:p>
-    <w:p>
-      <w:r>
-        <w:t>手順</w:t>
-      </w:r>
-      <w:r>
-        <w:t>:</w:t>
-      </w:r>
-    </w:p>
-    <w:p>
-      <w:r>
-        <w:t xml:space="preserve">1) </w:t>
-      </w:r>
-      <w:r>
-        <w:t>検索条件（人物</w:t>
-      </w:r>
-      <w:r>
-        <w:t>ID</w:t>
-      </w:r>
-      <w:r>
-        <w:t>、種別、選挙区、選挙区番号、配信グループ、比例選挙区、候補者氏名、</w:t>
+    <w:p/>
+    <w:p>
+      <w:r>
+        <w:t>手順:</w:t>
+      </w:r>
+    </w:p>
+    <w:p>
+      <w:r>
+        <w:t>1) 検索条件（人物ID、種別、選挙区、選挙区番号、配信グループ、比例選挙区、候補者氏名、</w:t>
       </w:r>
       <w:proofErr w:type="spellStart"/>
       <w:r>
@@ -1779,48 +1246,22 @@
     </w:p>
     <w:p>
       <w:r>
-        <w:t xml:space="preserve">2) </w:t>
-      </w:r>
-      <w:r>
-        <w:t>「検索」を押下する。</w:t>
-      </w:r>
-    </w:p>
-    <w:p>
-      <w:pPr>
-        <w:rPr>
-          <w:rFonts w:hint="eastAsia"/>
-        </w:rPr>
-      </w:pPr>
-      <w:r>
-        <w:t xml:space="preserve">3) </w:t>
-      </w:r>
-      <w:r>
-        <w:t>一覧の必要項目を編集し「ページ内レコード差分を更新」を押下する。</w:t>
-      </w:r>
-    </w:p>
-    <w:p>
-      <w:r>
-        <w:t xml:space="preserve">4) </w:t>
-      </w:r>
-      <w:r>
-        <w:t>固定カット</w:t>
-      </w:r>
-      <w:r>
-        <w:t>ID</w:t>
-      </w:r>
-      <w:r>
-        <w:t>未登録時は確認後、汎用固定カットへ新規追加可能。</w:t>
-      </w:r>
-    </w:p>
-    <w:p>
-      <w:r>
-        <w:t xml:space="preserve">5) </w:t>
-      </w:r>
-      <w:r>
-        <w:t>変更があったレコードは</w:t>
-      </w:r>
-      <w:r>
-        <w:t xml:space="preserve"> </w:t>
+        <w:t>2) 「検索」を押下する。</w:t>
+      </w:r>
+    </w:p>
+    <w:p>
+      <w:r>
+        <w:t>3) 一覧の必要項目を編集し「ページ内レコード差分を更新」を押下する。</w:t>
+      </w:r>
+    </w:p>
+    <w:p>
+      <w:r>
+        <w:t>4) 固定カットID未登録時は確認後、汎用固定カットへ新規追加可能。</w:t>
+      </w:r>
+    </w:p>
+    <w:p>
+      <w:r>
+        <w:t xml:space="preserve">5) 変更があったレコードは </w:t>
       </w:r>
       <w:proofErr w:type="spellStart"/>
       <w:r>
@@ -1828,10 +1269,7 @@
       </w:r>
       <w:proofErr w:type="spellEnd"/>
       <w:r>
-        <w:t xml:space="preserve"> </w:t>
-      </w:r>
-      <w:r>
-        <w:t>がカウントアップされる。</w:t>
+        <w:t xml:space="preserve"> がカウントアップされる。</w:t>
       </w:r>
     </w:p>
     <w:p/>
@@ -1848,13 +1286,7 @@
         <w:rPr>
           <w:rFonts w:hint="eastAsia"/>
         </w:rPr>
-        <w:t>この画面のみ一覧画面からの更新を許しています。「編集」から遷移して詳細画面から</w:t>
-      </w:r>
-      <w:r>
-        <w:rPr>
-          <w:rFonts w:hint="eastAsia"/>
-        </w:rPr>
-        <w:t>１つずつ更新することも可能ですが、作業内容的に不適だったので実装しました</w:t>
+        <w:t>この画面のみ一覧画面からの更新を許しています。「編集」から遷移して詳細画面から１つずつ更新することも可能ですが、作業内容的に不適だったので実装しました</w:t>
       </w:r>
       <w:r>
         <w:rPr>
@@ -1864,44 +1296,39 @@
       </w:r>
     </w:p>
     <w:p>
-      <w:pPr>
-        <w:rPr>
-          <w:rFonts w:hint="eastAsia"/>
-        </w:rPr>
-      </w:pPr>
-      <w:r>
-        <w:rPr>
-          <w:rFonts w:hint="eastAsia"/>
-        </w:rPr>
-        <w:t>固定カットIDが入力された状態で更新をかけると汎用固定カットテーブルにもレコードが登録され、移行同一IDについては汎用固定カットテーブルから削除をしない限り登録できなくなります。</w:t>
-      </w:r>
-    </w:p>
-    <w:p/>
-    <w:p/>
-    <w:p/>
-    <w:p/>
-    <w:p/>
-    <w:p/>
-    <w:p/>
-    <w:p/>
-    <w:p/>
-    <w:p>
-      <w:pPr>
-        <w:rPr>
-          <w:rFonts w:hint="eastAsia"/>
-        </w:rPr>
-      </w:pPr>
-    </w:p>
+      <w:r>
+        <w:rPr>
+          <w:rFonts w:hint="eastAsia"/>
+        </w:rPr>
+        <w:t>固定カットIDが入力された状態で更新をかけると汎用固定カットテーブルにもレコードが登録され、</w:t>
+      </w:r>
+      <w:r>
+        <w:rPr>
+          <w:rFonts w:hint="eastAsia"/>
+        </w:rPr>
+        <w:t>以降、</w:t>
+      </w:r>
+      <w:r>
+        <w:rPr>
+          <w:rFonts w:hint="eastAsia"/>
+        </w:rPr>
+        <w:t>同一IDについては汎用固定カットテーブルから削除をしない限り登録できなくなります。</w:t>
+      </w:r>
+    </w:p>
+    <w:p/>
+    <w:p/>
+    <w:p/>
+    <w:p/>
+    <w:p/>
+    <w:p/>
+    <w:p/>
+    <w:p/>
+    <w:p/>
+    <w:p/>
     <w:p>
       <w:r>
         <w:lastRenderedPageBreak/>
-        <w:t xml:space="preserve">3.7 </w:t>
-      </w:r>
-      <w:r>
-        <w:t>選挙候補者登録データ詳細（</w:t>
-      </w:r>
-      <w:r>
-        <w:t>/</w:t>
+        <w:t>3.7 選挙候補者登録データ詳細（/</w:t>
       </w:r>
       <w:proofErr w:type="spellStart"/>
       <w:r>
@@ -1909,14 +1336,14 @@
       </w:r>
       <w:proofErr w:type="spellEnd"/>
       <w:r>
-        <w:t>/&lt;id&gt;</w:t>
-      </w:r>
-      <w:r>
-        <w:t>）</w:t>
-      </w:r>
-    </w:p>
-    <w:p>
-      <w:r>
+        <w:t>/&lt;id&gt;）</w:t>
+      </w:r>
+    </w:p>
+    <w:p>
+      <w:r>
+        <w:rPr>
+          <w:noProof/>
+        </w:rPr>
         <w:drawing>
           <wp:inline distT="0" distB="0" distL="0" distR="0" wp14:anchorId="593F9751" wp14:editId="3C4BDEC6">
             <wp:extent cx="5731510" cy="2998470"/>
@@ -1956,6 +1383,9 @@
     </w:p>
     <w:p>
       <w:r>
+        <w:rPr>
+          <w:noProof/>
+        </w:rPr>
         <w:drawing>
           <wp:inline distT="0" distB="0" distL="0" distR="0" wp14:anchorId="68C4AF03" wp14:editId="1794EA7E">
             <wp:extent cx="5731510" cy="2740025"/>
@@ -1993,27 +1423,15 @@
         </w:drawing>
       </w:r>
     </w:p>
-    <w:p>
-      <w:pPr>
-        <w:rPr>
-          <w:rFonts w:hint="eastAsia"/>
-        </w:rPr>
-      </w:pPr>
-    </w:p>
-    <w:p>
-      <w:r>
-        <w:t>手順</w:t>
-      </w:r>
-      <w:r>
-        <w:t>:</w:t>
-      </w:r>
-    </w:p>
-    <w:p>
-      <w:r>
-        <w:t xml:space="preserve">1) </w:t>
-      </w:r>
-      <w:r>
-        <w:t>全表示項目を確認する（</w:t>
+    <w:p/>
+    <w:p>
+      <w:r>
+        <w:t>手順:</w:t>
+      </w:r>
+    </w:p>
+    <w:p>
+      <w:r>
+        <w:t>1) 全表示項目を確認する（</w:t>
       </w:r>
       <w:proofErr w:type="spellStart"/>
       <w:r>
@@ -2026,35 +1444,17 @@
     </w:p>
     <w:p>
       <w:r>
-        <w:t xml:space="preserve">2) </w:t>
-      </w:r>
-      <w:r>
-        <w:t>編集可能項目（固定カット</w:t>
-      </w:r>
-      <w:r>
-        <w:t>ID</w:t>
-      </w:r>
-      <w:r>
-        <w:t>、登録先面名、保存日時、操作担当者、選挙出力フラグ）を必要に応じて更新する。</w:t>
-      </w:r>
-    </w:p>
-    <w:p>
-      <w:r>
-        <w:t xml:space="preserve">3) </w:t>
-      </w:r>
-      <w:r>
-        <w:t>「更新」を押下する。</w:t>
-      </w:r>
-    </w:p>
-    <w:p>
-      <w:r>
-        <w:t xml:space="preserve">4) </w:t>
-      </w:r>
-      <w:r>
-        <w:t>変更があった場合</w:t>
-      </w:r>
-      <w:r>
-        <w:t xml:space="preserve"> </w:t>
+        <w:t>2) 編集可能項目（固定カットID、登録先面名、保存日時、操作担当者、選挙出力フラグ）を必要に応じて更新する。</w:t>
+      </w:r>
+    </w:p>
+    <w:p>
+      <w:r>
+        <w:t>3) 「更新」を押下する。</w:t>
+      </w:r>
+    </w:p>
+    <w:p>
+      <w:r>
+        <w:t xml:space="preserve">4) 変更があった場合 </w:t>
       </w:r>
       <w:proofErr w:type="spellStart"/>
       <w:r>
@@ -2062,18 +1462,12 @@
       </w:r>
       <w:proofErr w:type="spellEnd"/>
       <w:r>
-        <w:t xml:space="preserve"> </w:t>
-      </w:r>
-      <w:r>
-        <w:t>がカウントアップされる。</w:t>
-      </w:r>
-    </w:p>
-    <w:p>
-      <w:r>
-        <w:t xml:space="preserve">5) </w:t>
-      </w:r>
-      <w:r>
-        <w:t>「削除」押下時は確認ダイアログに従って対象レコードを削除する。</w:t>
+        <w:t xml:space="preserve"> がカウントアップされる。</w:t>
+      </w:r>
+    </w:p>
+    <w:p>
+      <w:r>
+        <w:t>5) 「削除」押下時は確認ダイアログに従って対象レコードを削除する。</w:t>
       </w:r>
     </w:p>
     <w:p/>
@@ -2086,28 +1480,29 @@
       </w:r>
     </w:p>
     <w:p>
-      <w:pPr>
-        <w:rPr>
-          <w:rFonts w:hint="eastAsia"/>
-        </w:rPr>
-      </w:pPr>
-      <w:r>
-        <w:rPr>
-          <w:rFonts w:hint="eastAsia"/>
-        </w:rPr>
-        <w:t>固定カットIDが入力された状態で更新をかけると汎用固定カットテーブルにもレコードが登録され、移行同一IDについては汎用固定カットテーブルから削除をしない限り登録できなくなります。</w:t>
+      <w:r>
+        <w:rPr>
+          <w:rFonts w:hint="eastAsia"/>
+        </w:rPr>
+        <w:t>固定カットIDが入力された状態で更新をかけると汎用固定カットテーブルにもレコードが登録され、</w:t>
+      </w:r>
+      <w:r>
+        <w:rPr>
+          <w:rFonts w:hint="eastAsia"/>
+        </w:rPr>
+        <w:t>以降</w:t>
+      </w:r>
+      <w:r>
+        <w:rPr>
+          <w:rFonts w:hint="eastAsia"/>
+        </w:rPr>
+        <w:t>同一IDについては汎用固定カットテーブルから削除をしない限り登録できなくなります。</w:t>
       </w:r>
     </w:p>
     <w:p>
       <w:r>
         <w:lastRenderedPageBreak/>
-        <w:t xml:space="preserve">3.8 </w:t>
-      </w:r>
-      <w:r>
-        <w:t>配信グループ設定全件表示（</w:t>
-      </w:r>
-      <w:r>
-        <w:t>/</w:t>
+        <w:t>3.8 配信グループ設定全件表示（/</w:t>
       </w:r>
       <w:proofErr w:type="spellStart"/>
       <w:r>
@@ -2119,12 +1514,10 @@
       </w:r>
     </w:p>
     <w:p>
-      <w:pPr>
-        <w:rPr>
-          <w:rFonts w:hint="eastAsia"/>
-        </w:rPr>
-      </w:pPr>
-      <w:r>
+      <w:r>
+        <w:rPr>
+          <w:noProof/>
+        </w:rPr>
         <w:drawing>
           <wp:inline distT="0" distB="0" distL="0" distR="0" wp14:anchorId="23D2B1DA" wp14:editId="3D5B9DC9">
             <wp:extent cx="5731510" cy="2967355"/>
@@ -2164,11 +1557,6 @@
     </w:p>
     <w:p/>
     <w:p>
-      <w:pPr>
-        <w:rPr>
-          <w:rFonts w:hint="eastAsia"/>
-        </w:rPr>
-      </w:pPr>
       <w:r>
         <w:t>3.6 登録済み選挙候補者検索（/</w:t>
       </w:r>
@@ -2188,11 +1576,6 @@
       </w:r>
     </w:p>
     <w:p>
-      <w:pPr>
-        <w:rPr>
-          <w:rFonts w:hint="eastAsia"/>
-        </w:rPr>
-      </w:pPr>
       <w:r>
         <w:rPr>
           <w:rFonts w:hint="eastAsia"/>
@@ -2226,70 +1609,49 @@
     <w:p/>
     <w:p>
       <w:r>
-        <w:t>手順</w:t>
-      </w:r>
-      <w:r>
-        <w:t>:</w:t>
-      </w:r>
-    </w:p>
-    <w:p>
-      <w:r>
-        <w:t xml:space="preserve">1) </w:t>
-      </w:r>
-      <w:r>
-        <w:t>一覧表示された内容を確認する。</w:t>
-      </w:r>
-    </w:p>
-    <w:p>
-      <w:r>
-        <w:t xml:space="preserve">2) </w:t>
-      </w:r>
-      <w:r>
-        <w:t>必要に応じて選挙ページへ戻る。</w:t>
-      </w:r>
-    </w:p>
-    <w:p/>
-    <w:p/>
-    <w:p/>
-    <w:p/>
-    <w:p/>
-    <w:p/>
-    <w:p/>
-    <w:p/>
-    <w:p/>
-    <w:p/>
-    <w:p/>
-    <w:p/>
-    <w:p/>
-    <w:p/>
-    <w:p>
-      <w:pPr>
-        <w:rPr>
-          <w:rFonts w:hint="eastAsia"/>
-        </w:rPr>
-      </w:pPr>
-    </w:p>
+        <w:t>手順:</w:t>
+      </w:r>
+    </w:p>
+    <w:p>
+      <w:r>
+        <w:t>1) 一覧表示された内容を確認する。</w:t>
+      </w:r>
+    </w:p>
+    <w:p>
+      <w:r>
+        <w:t>2) 必要に応じて選挙ページへ戻る。</w:t>
+      </w:r>
+    </w:p>
+    <w:p/>
+    <w:p/>
+    <w:p/>
+    <w:p/>
+    <w:p/>
+    <w:p/>
+    <w:p/>
+    <w:p/>
+    <w:p/>
+    <w:p/>
+    <w:p/>
+    <w:p/>
+    <w:p/>
+    <w:p/>
+    <w:p/>
     <w:p>
       <w:r>
         <w:lastRenderedPageBreak/>
-        <w:t xml:space="preserve">3.9 </w:t>
-      </w:r>
-      <w:r>
-        <w:t>選挙システム固定カットテーブル（</w:t>
-      </w:r>
+        <w:t>3.9 選挙システム固定カットテーブル（/</w:t>
+      </w:r>
+      <w:proofErr w:type="spellStart"/>
+      <w:r>
+        <w:t>senkyo</w:t>
+      </w:r>
+      <w:proofErr w:type="spellEnd"/>
       <w:r>
         <w:t>/</w:t>
       </w:r>
       <w:proofErr w:type="spellStart"/>
       <w:r>
-        <w:t>senkyo</w:t>
-      </w:r>
-      <w:proofErr w:type="spellEnd"/>
-      <w:r>
-        <w:t>/</w:t>
-      </w:r>
-      <w:proofErr w:type="spellStart"/>
-      <w:r>
         <w:t>sendgroup_text</w:t>
       </w:r>
       <w:proofErr w:type="spellEnd"/>
@@ -2299,6 +1661,9 @@
     </w:p>
     <w:p>
       <w:r>
+        <w:rPr>
+          <w:noProof/>
+        </w:rPr>
         <w:drawing>
           <wp:inline distT="0" distB="0" distL="0" distR="0" wp14:anchorId="45A7E985" wp14:editId="37E20C31">
             <wp:extent cx="5731510" cy="2966085"/>
@@ -2338,6 +1703,9 @@
     </w:p>
     <w:p>
       <w:r>
+        <w:rPr>
+          <w:noProof/>
+        </w:rPr>
         <w:drawing>
           <wp:inline distT="0" distB="0" distL="0" distR="0" wp14:anchorId="6145496C" wp14:editId="60B22A68">
             <wp:extent cx="5731510" cy="2719070"/>
@@ -2377,11 +1745,6 @@
     </w:p>
     <w:p/>
     <w:p>
-      <w:pPr>
-        <w:rPr>
-          <w:rFonts w:hint="eastAsia"/>
-        </w:rPr>
-      </w:pPr>
       <w:r>
         <w:rPr>
           <w:rFonts w:hint="eastAsia"/>
@@ -2401,437 +1764,489 @@
         <w:t>、コピーアンドペーストで使用してください。</w:t>
       </w:r>
     </w:p>
-    <w:p>
-      <w:pPr>
-        <w:rPr>
-          <w:rFonts w:hint="eastAsia"/>
-        </w:rPr>
-      </w:pPr>
-    </w:p>
-    <w:p>
-      <w:r>
-        <w:t>手順</w:t>
-      </w:r>
-      <w:r>
-        <w:t>:</w:t>
-      </w:r>
-    </w:p>
-    <w:p>
-      <w:r>
-        <w:t xml:space="preserve">1) </w:t>
-      </w:r>
-      <w:r>
-        <w:t>送信グループ別のテキスト行を確認する。</w:t>
-      </w:r>
-    </w:p>
-    <w:p>
-      <w:r>
-        <w:t xml:space="preserve">2) </w:t>
-      </w:r>
-      <w:r>
-        <w:t>合計行数を確認する。</w:t>
+    <w:p/>
+    <w:p>
+      <w:r>
+        <w:t>手順:</w:t>
+      </w:r>
+    </w:p>
+    <w:p>
+      <w:r>
+        <w:t>1) 送信グループ別のテキスト行を確認する。</w:t>
+      </w:r>
+    </w:p>
+    <w:p>
+      <w:r>
+        <w:t>2) 合計行数を確認する。</w:t>
+      </w:r>
+    </w:p>
+    <w:p>
+      <w:r>
+        <w:t>3) 必要に応じてコピーし、下流システム連携に利用する。</w:t>
+      </w:r>
+    </w:p>
+    <w:p/>
+    <w:p/>
+    <w:p/>
+    <w:p/>
+    <w:p/>
+    <w:p>
+      <w:r>
+        <w:lastRenderedPageBreak/>
+        <w:t>4. 検証環境セットアップ手順（Windows端末）</w:t>
+      </w:r>
+    </w:p>
+    <w:p>
+      <w:r>
+        <w:t>対象ファイル: setup_windows_verify.bat</w:t>
+      </w:r>
+    </w:p>
+    <w:p>
+      <w:r>
+        <w:t>前提:</w:t>
+      </w:r>
+    </w:p>
+    <w:p>
+      <w:r>
+        <w:t>- 管理者権限は不要（ユーザー環境で実施可能）。</w:t>
+      </w:r>
+    </w:p>
+    <w:p>
+      <w:r>
+        <w:t>- インターネット接続（Python/ライブラリ取得）可能であること。</w:t>
+      </w:r>
+    </w:p>
+    <w:p>
+      <w:r>
+        <w:t>手順:</w:t>
+      </w:r>
+    </w:p>
+    <w:p>
+      <w:r>
+        <w:t>1) プロジェクト直下で setup_windows_verify.bat を実行する。</w:t>
+      </w:r>
+    </w:p>
+    <w:p>
+      <w:r>
+        <w:t xml:space="preserve">2) Python未導入の場合は </w:t>
+      </w:r>
+      <w:proofErr w:type="spellStart"/>
+      <w:r>
+        <w:t>winget</w:t>
+      </w:r>
+      <w:proofErr w:type="spellEnd"/>
+      <w:r>
+        <w:t xml:space="preserve"> により Python 3.11 をユーザー範囲へ導入する。</w:t>
+      </w:r>
+    </w:p>
+    <w:p>
+      <w:r>
+        <w:t>3) ユーザーPATHへ Python と Scripts が追加される。</w:t>
+      </w:r>
+    </w:p>
+    <w:p>
+      <w:r>
+        <w:t>4) 仮想環境 .</w:t>
+      </w:r>
+      <w:proofErr w:type="spellStart"/>
+      <w:r>
+        <w:t>venv</w:t>
+      </w:r>
+      <w:proofErr w:type="spellEnd"/>
+      <w:r>
+        <w:t>-win が作成される。</w:t>
+      </w:r>
+    </w:p>
+    <w:p>
+      <w:r>
+        <w:t>5) requirements.txt の依存がインストールされる。</w:t>
+      </w:r>
+    </w:p>
+    <w:p>
+      <w:r>
+        <w:t>6) Flask開発サーバ（127.0.0.1:5000）が起動する。</w:t>
+      </w:r>
+    </w:p>
+    <w:p>
+      <w:r>
+        <w:t>確認:</w:t>
+      </w:r>
+    </w:p>
+    <w:p>
+      <w:r>
+        <w:t>- ブラウザで http://127.0.0.1:5000 を開き、トップ画面が表示されること。</w:t>
+      </w:r>
+    </w:p>
+    <w:p/>
+    <w:p>
+      <w:r>
+        <w:t>5. 本番環境セットアップ手順（Ubuntuサーバ）</w:t>
+      </w:r>
+    </w:p>
+    <w:p>
+      <w:r>
+        <w:t>対象ファイル: setup_ubuntu_production.sh</w:t>
+      </w:r>
+    </w:p>
+    <w:p>
+      <w:r>
+        <w:t>前提:</w:t>
+      </w:r>
+    </w:p>
+    <w:p>
+      <w:r>
+        <w:t xml:space="preserve">- </w:t>
+      </w:r>
+      <w:proofErr w:type="spellStart"/>
+      <w:r>
+        <w:t>sudo</w:t>
+      </w:r>
+      <w:proofErr w:type="spellEnd"/>
+      <w:r>
+        <w:t xml:space="preserve"> 権限を持つユーザーで実行できること。</w:t>
+      </w:r>
+    </w:p>
+    <w:p>
+      <w:r>
+        <w:t>- 必要ポート（例: 8000）が通信可能であること。</w:t>
+      </w:r>
+    </w:p>
+    <w:p>
+      <w:r>
+        <w:t>手順:</w:t>
+      </w:r>
+    </w:p>
+    <w:p>
+      <w:r>
+        <w:t>1) プロジェクト直下に配置された setup_ubuntu_production.sh に実行権限を付与する。</w:t>
+      </w:r>
+    </w:p>
+    <w:p>
+      <w:r>
+        <w:t xml:space="preserve">   </w:t>
+      </w:r>
+      <w:proofErr w:type="spellStart"/>
+      <w:r>
+        <w:t>chmod</w:t>
+      </w:r>
+      <w:proofErr w:type="spellEnd"/>
+      <w:r>
+        <w:t xml:space="preserve"> +x setup_ubuntu_production.sh</w:t>
+      </w:r>
+    </w:p>
+    <w:p>
+      <w:r>
+        <w:t>2) スクリプトを実行する。</w:t>
+      </w:r>
+    </w:p>
+    <w:p>
+      <w:r>
+        <w:t xml:space="preserve">   ./setup_ubuntu_production.sh</w:t>
+      </w:r>
+    </w:p>
+    <w:p>
+      <w:r>
+        <w:t>3) 実行中に以下が自動実施される。</w:t>
+      </w:r>
+    </w:p>
+    <w:p>
+      <w:r>
+        <w:t xml:space="preserve">   - Python3 / </w:t>
+      </w:r>
+      <w:proofErr w:type="spellStart"/>
+      <w:r>
+        <w:t>venv</w:t>
+      </w:r>
+      <w:proofErr w:type="spellEnd"/>
+      <w:r>
+        <w:t xml:space="preserve"> / pip / build-essential のインストール</w:t>
+      </w:r>
+    </w:p>
+    <w:p>
+      <w:r>
+        <w:t xml:space="preserve">   - 仮想環境 .</w:t>
+      </w:r>
+      <w:proofErr w:type="spellStart"/>
+      <w:r>
+        <w:t>venv-linux</w:t>
+      </w:r>
+      <w:proofErr w:type="spellEnd"/>
+      <w:r>
+        <w:t xml:space="preserve"> の作成</w:t>
+      </w:r>
+    </w:p>
+    <w:p>
+      <w:r>
+        <w:t xml:space="preserve">   - requirements.txt と requirements_production.txt のインストール</w:t>
+      </w:r>
+    </w:p>
+    <w:p>
+      <w:r>
+        <w:t xml:space="preserve">   - </w:t>
+      </w:r>
+      <w:proofErr w:type="spellStart"/>
+      <w:r>
+        <w:t>systemd</w:t>
+      </w:r>
+      <w:proofErr w:type="spellEnd"/>
+      <w:r>
+        <w:t xml:space="preserve"> サービス </w:t>
+      </w:r>
+      <w:proofErr w:type="spellStart"/>
+      <w:r>
+        <w:t>fixedcut.service</w:t>
+      </w:r>
+      <w:proofErr w:type="spellEnd"/>
+      <w:r>
+        <w:t xml:space="preserve"> の作成</w:t>
+      </w:r>
+    </w:p>
+    <w:p>
+      <w:r>
+        <w:t xml:space="preserve">   - </w:t>
+      </w:r>
+      <w:proofErr w:type="spellStart"/>
+      <w:r>
+        <w:t>gunicorn</w:t>
+      </w:r>
+      <w:proofErr w:type="spellEnd"/>
+      <w:r>
+        <w:t xml:space="preserve"> によるサービス起動・自動起動設定</w:t>
+      </w:r>
+    </w:p>
+    <w:p>
+      <w:r>
+        <w:t>4) 稼働確認を行う。</w:t>
+      </w:r>
+    </w:p>
+    <w:p>
+      <w:r>
+        <w:t xml:space="preserve">   </w:t>
+      </w:r>
+      <w:proofErr w:type="spellStart"/>
+      <w:r>
+        <w:t>sudo</w:t>
+      </w:r>
+      <w:proofErr w:type="spellEnd"/>
+      <w:r>
+        <w:t xml:space="preserve"> </w:t>
+      </w:r>
+      <w:proofErr w:type="spellStart"/>
+      <w:r>
+        <w:t>systemctl</w:t>
+      </w:r>
+      <w:proofErr w:type="spellEnd"/>
+      <w:r>
+        <w:t xml:space="preserve"> status </w:t>
+      </w:r>
+      <w:proofErr w:type="spellStart"/>
+      <w:r>
+        <w:t>fixedcut.service</w:t>
+      </w:r>
+      <w:proofErr w:type="spellEnd"/>
+    </w:p>
+    <w:p>
+      <w:r>
+        <w:t xml:space="preserve">   </w:t>
+      </w:r>
+      <w:proofErr w:type="spellStart"/>
+      <w:r>
+        <w:t>sudo</w:t>
+      </w:r>
+      <w:proofErr w:type="spellEnd"/>
+      <w:r>
+        <w:t xml:space="preserve"> </w:t>
+      </w:r>
+      <w:proofErr w:type="spellStart"/>
+      <w:r>
+        <w:t>journalctl</w:t>
+      </w:r>
+      <w:proofErr w:type="spellEnd"/>
+      <w:r>
+        <w:t xml:space="preserve"> -u </w:t>
+      </w:r>
+      <w:proofErr w:type="spellStart"/>
+      <w:r>
+        <w:t>fixedcut.service</w:t>
+      </w:r>
+      <w:proofErr w:type="spellEnd"/>
+      <w:r>
+        <w:t xml:space="preserve"> -n 100 --no-pager</w:t>
+      </w:r>
+    </w:p>
+    <w:p>
+      <w:r>
+        <w:t>補足:</w:t>
+      </w:r>
+    </w:p>
+    <w:p>
+      <w:r>
+        <w:t xml:space="preserve">- </w:t>
+      </w:r>
+      <w:proofErr w:type="spellStart"/>
+      <w:r>
+        <w:t>systemd</w:t>
+      </w:r>
+      <w:proofErr w:type="spellEnd"/>
+      <w:r>
+        <w:t xml:space="preserve"> サービスは </w:t>
+      </w:r>
+      <w:proofErr w:type="spellStart"/>
+      <w:r>
+        <w:t>gunicorn</w:t>
+      </w:r>
+      <w:proofErr w:type="spellEnd"/>
+      <w:r>
+        <w:t xml:space="preserve">（-w 1 -b 0.0.0.0:8000 </w:t>
+      </w:r>
+      <w:proofErr w:type="spellStart"/>
+      <w:r>
+        <w:t>server:app</w:t>
+      </w:r>
+      <w:proofErr w:type="spellEnd"/>
+      <w:r>
+        <w:t>）で起動する。</w:t>
+      </w:r>
+    </w:p>
+    <w:p>
+      <w:r>
+        <w:t>- 本番公開時は Nginx 等のリバースプロキシを前段に置く構成を推奨。</w:t>
+      </w:r>
+    </w:p>
+    <w:p/>
+    <w:p/>
+    <w:p>
+      <w:r>
+        <w:lastRenderedPageBreak/>
+        <w:t>6. DB全削除・再作成手順（運用保守）</w:t>
+      </w:r>
+    </w:p>
+    <w:p>
+      <w:r>
+        <w:t>対象ファイル: reset_db.py</w:t>
+      </w:r>
+    </w:p>
+    <w:p>
+      <w:r>
+        <w:t>目的:</w:t>
+      </w:r>
+    </w:p>
+    <w:p>
+      <w:r>
+        <w:t>- すべてのテーブルと全レコードを削除し、最新モデル定義でテーブルを再作成する。</w:t>
+      </w:r>
+    </w:p>
+    <w:p>
+      <w:r>
+        <w:t>注意:</w:t>
+      </w:r>
+    </w:p>
+    <w:p>
+      <w:r>
+        <w:t>- 実行するとデータは完全に消去される。必ず事前バックアップを取得すること。</w:t>
+      </w:r>
+    </w:p>
+    <w:p>
+      <w:r>
+        <w:t>- 本番環境ではメンテナンス時間帯に実施すること。</w:t>
+      </w:r>
+    </w:p>
+    <w:p>
+      <w:r>
+        <w:t>手順:</w:t>
+      </w:r>
+    </w:p>
+    <w:p>
+      <w:r>
+        <w:t>1) （推奨）アプリサービスを停止する。</w:t>
+      </w:r>
+    </w:p>
+    <w:p>
+      <w:r>
+        <w:t xml:space="preserve">   </w:t>
+      </w:r>
+      <w:proofErr w:type="spellStart"/>
+      <w:r>
+        <w:t>sudo</w:t>
+      </w:r>
+      <w:proofErr w:type="spellEnd"/>
+      <w:r>
+        <w:t xml:space="preserve"> </w:t>
+      </w:r>
+      <w:proofErr w:type="spellStart"/>
+      <w:r>
+        <w:t>systemctl</w:t>
+      </w:r>
+      <w:proofErr w:type="spellEnd"/>
+      <w:r>
+        <w:t xml:space="preserve"> stop </w:t>
+      </w:r>
+      <w:proofErr w:type="spellStart"/>
+      <w:r>
+        <w:t>fixedcut.service</w:t>
+      </w:r>
+      <w:proofErr w:type="spellEnd"/>
+      <w:r>
+        <w:t xml:space="preserve">   ※Linux本番の場合</w:t>
+      </w:r>
+    </w:p>
+    <w:p>
+      <w:r>
+        <w:t>2) プロジェクト直下で以下を実行する。</w:t>
+      </w:r>
+    </w:p>
+    <w:p>
+      <w:r>
+        <w:t xml:space="preserve">   python reset_db.py --yes</w:t>
       </w:r>
     </w:p>
     <w:p>
       <w:r>
         <w:t xml:space="preserve">3) </w:t>
       </w:r>
-      <w:r>
-        <w:t>必要に応じてコピーし、下流システム連携に利用する。</w:t>
-      </w:r>
-    </w:p>
-    <w:p/>
-    <w:p/>
-    <w:p/>
-    <w:p/>
-    <w:p>
-      <w:pPr>
-        <w:rPr>
-          <w:rFonts w:hint="eastAsia"/>
-        </w:rPr>
-      </w:pPr>
-    </w:p>
-    <w:p>
-      <w:r>
-        <w:lastRenderedPageBreak/>
-        <w:t xml:space="preserve">4. </w:t>
-      </w:r>
-      <w:r>
-        <w:t>検証環境セットアップ手順（</w:t>
-      </w:r>
-      <w:r>
-        <w:t>Windows</w:t>
-      </w:r>
-      <w:r>
-        <w:t>端末）</w:t>
-      </w:r>
-    </w:p>
-    <w:p>
-      <w:r>
-        <w:t>対象ファイル</w:t>
-      </w:r>
-      <w:r>
-        <w:t>: setup_windows_verify.bat</w:t>
-      </w:r>
-    </w:p>
-    <w:p>
-      <w:r>
-        <w:t>前提</w:t>
-      </w:r>
-      <w:r>
-        <w:t>:</w:t>
-      </w:r>
-    </w:p>
-    <w:p>
-      <w:r>
-        <w:t xml:space="preserve">- </w:t>
-      </w:r>
-      <w:r>
-        <w:t>管理者権限は不要（ユーザー環境で実施可能）。</w:t>
-      </w:r>
-    </w:p>
-    <w:p>
-      <w:r>
-        <w:t xml:space="preserve">- </w:t>
-      </w:r>
-      <w:r>
-        <w:t>インターネット接続（</w:t>
-      </w:r>
-      <w:r>
-        <w:t>Python/</w:t>
-      </w:r>
-      <w:r>
-        <w:t>ライブラリ取得）可能であること。</w:t>
-      </w:r>
-    </w:p>
-    <w:p>
-      <w:r>
-        <w:t>手順</w:t>
-      </w:r>
-      <w:r>
-        <w:t>:</w:t>
-      </w:r>
-    </w:p>
-    <w:p>
-      <w:r>
-        <w:t xml:space="preserve">1) </w:t>
-      </w:r>
-      <w:r>
-        <w:t>プロジェクト直下で</w:t>
-      </w:r>
-      <w:r>
-        <w:t xml:space="preserve"> setup_windows_verify.bat </w:t>
-      </w:r>
-      <w:r>
-        <w:t>を実行する。</w:t>
-      </w:r>
-    </w:p>
-    <w:p>
-      <w:r>
-        <w:t>2) Python</w:t>
-      </w:r>
-      <w:r>
-        <w:t>未導入の場合は</w:t>
-      </w:r>
+      <w:proofErr w:type="spellStart"/>
+      <w:r>
+        <w:t>m_jyochu_image_cnv</w:t>
+      </w:r>
+      <w:proofErr w:type="spellEnd"/>
+      <w:r>
+        <w:t xml:space="preserve"> の初期データも投入する場合は以下を実行する。</w:t>
+      </w:r>
+    </w:p>
+    <w:p>
+      <w:r>
+        <w:t xml:space="preserve">   python reset_db.py --yes --with-initial-m-</w:t>
+      </w:r>
+      <w:proofErr w:type="spellStart"/>
+      <w:r>
+        <w:t>jyochu</w:t>
+      </w:r>
+      <w:proofErr w:type="spellEnd"/>
+    </w:p>
+    <w:p>
+      <w:r>
+        <w:t>4) （停止していた場合）アプリサービスを再起動する。</w:t>
+      </w:r>
+    </w:p>
+    <w:p>
+      <w:r>
+        <w:t xml:space="preserve">   </w:t>
+      </w:r>
+      <w:proofErr w:type="spellStart"/>
+      <w:r>
+        <w:t>sudo</w:t>
+      </w:r>
+      <w:proofErr w:type="spellEnd"/>
       <w:r>
         <w:t xml:space="preserve"> </w:t>
       </w:r>
       <w:proofErr w:type="spellStart"/>
       <w:r>
-        <w:t>winget</w:t>
-      </w:r>
-      <w:proofErr w:type="spellEnd"/>
-      <w:r>
-        <w:t xml:space="preserve"> </w:t>
-      </w:r>
-      <w:r>
-        <w:t>により</w:t>
-      </w:r>
-      <w:r>
-        <w:t xml:space="preserve"> Python 3.11 </w:t>
-      </w:r>
-      <w:r>
-        <w:t>をユーザー範囲へ導入する。</w:t>
-      </w:r>
-    </w:p>
-    <w:p>
-      <w:r>
-        <w:t xml:space="preserve">3) </w:t>
-      </w:r>
-      <w:r>
-        <w:t>ユーザー</w:t>
-      </w:r>
-      <w:r>
-        <w:t>PATH</w:t>
-      </w:r>
-      <w:r>
-        <w:t>へ</w:t>
-      </w:r>
-      <w:r>
-        <w:t xml:space="preserve"> Python </w:t>
-      </w:r>
-      <w:r>
-        <w:t>と</w:t>
-      </w:r>
-      <w:r>
-        <w:t xml:space="preserve"> Scripts </w:t>
-      </w:r>
-      <w:r>
-        <w:t>が追加される。</w:t>
-      </w:r>
-    </w:p>
-    <w:p>
-      <w:r>
-        <w:t xml:space="preserve">4) </w:t>
-      </w:r>
-      <w:r>
-        <w:t>仮想環境</w:t>
-      </w:r>
-      <w:r>
-        <w:t xml:space="preserve"> .</w:t>
-      </w:r>
-      <w:proofErr w:type="spellStart"/>
-      <w:r>
-        <w:t>venv</w:t>
-      </w:r>
-      <w:proofErr w:type="spellEnd"/>
-      <w:r>
-        <w:t xml:space="preserve">-win </w:t>
-      </w:r>
-      <w:r>
-        <w:t>が作成される。</w:t>
-      </w:r>
-    </w:p>
-    <w:p>
-      <w:r>
-        <w:t xml:space="preserve">5) requirements.txt </w:t>
-      </w:r>
-      <w:r>
-        <w:t>の依存がインストールされる。</w:t>
-      </w:r>
-    </w:p>
-    <w:p>
-      <w:r>
-        <w:t>6) Flask</w:t>
-      </w:r>
-      <w:r>
-        <w:t>開発サーバ（</w:t>
-      </w:r>
-      <w:r>
-        <w:t>127.0.0.1:5000</w:t>
-      </w:r>
-      <w:r>
-        <w:t>）が起動する。</w:t>
-      </w:r>
-    </w:p>
-    <w:p>
-      <w:r>
-        <w:t>確認</w:t>
-      </w:r>
-      <w:r>
-        <w:t>:</w:t>
-      </w:r>
-    </w:p>
-    <w:p>
-      <w:r>
-        <w:t xml:space="preserve">- </w:t>
-      </w:r>
-      <w:r>
-        <w:t>ブラウザで</w:t>
-      </w:r>
-      <w:r>
-        <w:t xml:space="preserve"> http://127.0.0.1:5000 </w:t>
-      </w:r>
-      <w:r>
-        <w:t>を開き、トップ画面が表示されること。</w:t>
-      </w:r>
-    </w:p>
-    <w:p/>
-    <w:p>
-      <w:r>
-        <w:t xml:space="preserve">5. </w:t>
-      </w:r>
-      <w:r>
-        <w:t>本番環境セットアップ手順（</w:t>
-      </w:r>
-      <w:r>
-        <w:t>Ubuntu</w:t>
-      </w:r>
-      <w:r>
-        <w:t>サーバ）</w:t>
-      </w:r>
-    </w:p>
-    <w:p>
-      <w:r>
-        <w:t>対象ファイル</w:t>
-      </w:r>
-      <w:r>
-        <w:t>: setup_ubuntu_production.sh</w:t>
-      </w:r>
-    </w:p>
-    <w:p>
-      <w:r>
-        <w:t>前提</w:t>
-      </w:r>
-      <w:r>
-        <w:t>:</w:t>
-      </w:r>
-    </w:p>
-    <w:p>
-      <w:r>
-        <w:t xml:space="preserve">- </w:t>
-      </w:r>
-      <w:proofErr w:type="spellStart"/>
-      <w:r>
-        <w:t>sudo</w:t>
-      </w:r>
-      <w:proofErr w:type="spellEnd"/>
-      <w:r>
-        <w:t xml:space="preserve"> </w:t>
-      </w:r>
-      <w:r>
-        <w:t>権限を持つユーザーで実行できること。</w:t>
-      </w:r>
-    </w:p>
-    <w:p>
-      <w:r>
-        <w:t xml:space="preserve">- </w:t>
-      </w:r>
-      <w:r>
-        <w:t>必要ポート（例</w:t>
-      </w:r>
-      <w:r>
-        <w:t>: 8000</w:t>
-      </w:r>
-      <w:r>
-        <w:t>）が通信可能であること。</w:t>
-      </w:r>
-    </w:p>
-    <w:p>
-      <w:r>
-        <w:t>手順</w:t>
-      </w:r>
-      <w:r>
-        <w:t>:</w:t>
-      </w:r>
-    </w:p>
-    <w:p>
-      <w:r>
-        <w:t xml:space="preserve">1) </w:t>
-      </w:r>
-      <w:r>
-        <w:t>プロジェクト直下に配置された</w:t>
-      </w:r>
-      <w:r>
-        <w:t xml:space="preserve"> setup_ubuntu_production.sh </w:t>
-      </w:r>
-      <w:r>
-        <w:t>に実行権限を付与する。</w:t>
-      </w:r>
-    </w:p>
-    <w:p>
-      <w:r>
-        <w:t xml:space="preserve">   </w:t>
-      </w:r>
-      <w:proofErr w:type="spellStart"/>
-      <w:r>
-        <w:t>chmod</w:t>
-      </w:r>
-      <w:proofErr w:type="spellEnd"/>
-      <w:r>
-        <w:t xml:space="preserve"> +x setup_ubuntu_production.sh</w:t>
-      </w:r>
-    </w:p>
-    <w:p>
-      <w:r>
-        <w:t xml:space="preserve">2) </w:t>
-      </w:r>
-      <w:r>
-        <w:t>スクリプトを実行する。</w:t>
-      </w:r>
-    </w:p>
-    <w:p>
-      <w:r>
-        <w:t xml:space="preserve">   ./setup_ubuntu_production.sh</w:t>
-      </w:r>
-    </w:p>
-    <w:p>
-      <w:r>
-        <w:t xml:space="preserve">3) </w:t>
-      </w:r>
-      <w:r>
-        <w:t>実行中に以下が自動実施される。</w:t>
-      </w:r>
-    </w:p>
-    <w:p>
-      <w:r>
-        <w:t xml:space="preserve">   - Python3 / </w:t>
-      </w:r>
-      <w:proofErr w:type="spellStart"/>
-      <w:r>
-        <w:t>venv</w:t>
-      </w:r>
-      <w:proofErr w:type="spellEnd"/>
-      <w:r>
-        <w:t xml:space="preserve"> / pip / build-essential </w:t>
-      </w:r>
-      <w:r>
-        <w:t>のインストール</w:t>
-      </w:r>
-    </w:p>
-    <w:p>
-      <w:r>
-        <w:t xml:space="preserve">   - </w:t>
-      </w:r>
-      <w:r>
-        <w:t>仮想環境</w:t>
-      </w:r>
-      <w:r>
-        <w:t xml:space="preserve"> .</w:t>
-      </w:r>
-      <w:proofErr w:type="spellStart"/>
-      <w:r>
-        <w:t>venv-linux</w:t>
-      </w:r>
-      <w:proofErr w:type="spellEnd"/>
-      <w:r>
-        <w:t xml:space="preserve"> </w:t>
-      </w:r>
-      <w:r>
-        <w:t>の作成</w:t>
-      </w:r>
-    </w:p>
-    <w:p>
-      <w:r>
-        <w:t xml:space="preserve">   - requirements.txt </w:t>
-      </w:r>
-      <w:r>
-        <w:t>と</w:t>
-      </w:r>
-      <w:r>
-        <w:t xml:space="preserve"> requirements_production.txt </w:t>
-      </w:r>
-      <w:r>
-        <w:t>のインストール</w:t>
-      </w:r>
-    </w:p>
-    <w:p>
-      <w:r>
-        <w:t xml:space="preserve">   - </w:t>
-      </w:r>
-      <w:proofErr w:type="spellStart"/>
-      <w:r>
-        <w:t>systemd</w:t>
-      </w:r>
-      <w:proofErr w:type="spellEnd"/>
-      <w:r>
-        <w:t xml:space="preserve"> </w:t>
-      </w:r>
-      <w:r>
-        <w:t>サービス</w:t>
-      </w:r>
-      <w:r>
-        <w:t xml:space="preserve"> </w:t>
+        <w:t>systemctl</w:t>
+      </w:r>
+      <w:proofErr w:type="spellEnd"/>
+      <w:r>
+        <w:t xml:space="preserve"> start </w:t>
       </w:r>
       <w:proofErr w:type="spellStart"/>
       <w:r>
@@ -2839,433 +2254,48 @@
       </w:r>
       <w:proofErr w:type="spellEnd"/>
       <w:r>
-        <w:t xml:space="preserve"> </w:t>
-      </w:r>
-      <w:r>
-        <w:t>の作成</w:t>
-      </w:r>
-    </w:p>
-    <w:p>
-      <w:r>
-        <w:t xml:space="preserve">   - </w:t>
-      </w:r>
-      <w:proofErr w:type="spellStart"/>
-      <w:r>
-        <w:t>gunicorn</w:t>
-      </w:r>
-      <w:proofErr w:type="spellEnd"/>
-      <w:r>
-        <w:t xml:space="preserve"> </w:t>
-      </w:r>
-      <w:r>
-        <w:t>によるサービス起動・自動起動設定</w:t>
-      </w:r>
-    </w:p>
-    <w:p>
-      <w:r>
-        <w:t xml:space="preserve">4) </w:t>
-      </w:r>
-      <w:r>
-        <w:t>稼働確認を行う。</w:t>
-      </w:r>
-    </w:p>
-    <w:p>
-      <w:r>
-        <w:t xml:space="preserve">   </w:t>
-      </w:r>
-      <w:proofErr w:type="spellStart"/>
-      <w:r>
-        <w:t>sudo</w:t>
-      </w:r>
-      <w:proofErr w:type="spellEnd"/>
-      <w:r>
-        <w:t xml:space="preserve"> </w:t>
-      </w:r>
-      <w:proofErr w:type="spellStart"/>
-      <w:r>
-        <w:t>systemctl</w:t>
-      </w:r>
-      <w:proofErr w:type="spellEnd"/>
-      <w:r>
-        <w:t xml:space="preserve"> status </w:t>
-      </w:r>
-      <w:proofErr w:type="spellStart"/>
-      <w:r>
-        <w:t>fixedcut.service</w:t>
-      </w:r>
-      <w:proofErr w:type="spellEnd"/>
-    </w:p>
-    <w:p>
-      <w:r>
-        <w:t xml:space="preserve">   </w:t>
-      </w:r>
-      <w:proofErr w:type="spellStart"/>
-      <w:r>
-        <w:t>sudo</w:t>
-      </w:r>
-      <w:proofErr w:type="spellEnd"/>
-      <w:r>
-        <w:t xml:space="preserve"> </w:t>
-      </w:r>
-      <w:proofErr w:type="spellStart"/>
-      <w:r>
-        <w:t>journalctl</w:t>
-      </w:r>
-      <w:proofErr w:type="spellEnd"/>
-      <w:r>
-        <w:t xml:space="preserve"> -u </w:t>
-      </w:r>
-      <w:proofErr w:type="spellStart"/>
-      <w:r>
-        <w:t>fixedcut.service</w:t>
-      </w:r>
-      <w:proofErr w:type="spellEnd"/>
-      <w:r>
-        <w:t xml:space="preserve"> -n 100 --no-pager</w:t>
-      </w:r>
-    </w:p>
-    <w:p>
-      <w:r>
-        <w:t>補足</w:t>
-      </w:r>
-      <w:r>
-        <w:t>:</w:t>
-      </w:r>
-    </w:p>
-    <w:p>
-      <w:r>
-        <w:t xml:space="preserve">- </w:t>
-      </w:r>
-      <w:proofErr w:type="spellStart"/>
-      <w:r>
-        <w:t>systemd</w:t>
-      </w:r>
-      <w:proofErr w:type="spellEnd"/>
-      <w:r>
-        <w:t xml:space="preserve"> </w:t>
-      </w:r>
-      <w:r>
-        <w:t>サービスは</w:t>
-      </w:r>
-      <w:r>
-        <w:t xml:space="preserve"> </w:t>
-      </w:r>
-      <w:proofErr w:type="spellStart"/>
-      <w:r>
-        <w:t>gunicorn</w:t>
-      </w:r>
-      <w:proofErr w:type="spellEnd"/>
-      <w:r>
-        <w:t>（</w:t>
-      </w:r>
-      <w:r>
-        <w:t xml:space="preserve">-w 1 -b 0.0.0.0:8000 </w:t>
-      </w:r>
-      <w:proofErr w:type="spellStart"/>
-      <w:r>
-        <w:t>server:app</w:t>
-      </w:r>
-      <w:proofErr w:type="spellEnd"/>
-      <w:r>
-        <w:t>）で起動する。</w:t>
-      </w:r>
-    </w:p>
-    <w:p>
-      <w:r>
-        <w:t xml:space="preserve">- </w:t>
-      </w:r>
-      <w:r>
-        <w:t>本番公開時は</w:t>
-      </w:r>
-      <w:r>
-        <w:t xml:space="preserve"> Nginx </w:t>
-      </w:r>
-      <w:r>
-        <w:t>等のリバースプロキシを前段に置く構成を推奨。</w:t>
-      </w:r>
-    </w:p>
-    <w:p/>
-    <w:p>
-      <w:pPr>
-        <w:rPr>
-          <w:rFonts w:hint="eastAsia"/>
-        </w:rPr>
-      </w:pPr>
-    </w:p>
-    <w:p>
-      <w:r>
-        <w:lastRenderedPageBreak/>
-        <w:t>6. DB</w:t>
-      </w:r>
-      <w:r>
-        <w:t>全削除・再作成手順（運用保守）</w:t>
-      </w:r>
-    </w:p>
-    <w:p>
-      <w:r>
-        <w:t>対象ファイル</w:t>
-      </w:r>
-      <w:r>
-        <w:t>: reset_db.py</w:t>
-      </w:r>
-    </w:p>
-    <w:p>
-      <w:r>
-        <w:t>目的</w:t>
-      </w:r>
-      <w:r>
-        <w:t>:</w:t>
-      </w:r>
-    </w:p>
-    <w:p>
-      <w:r>
-        <w:t xml:space="preserve">- </w:t>
-      </w:r>
-      <w:r>
-        <w:t>すべてのテーブルと全レコードを削除し、最新モデル定義でテーブルを再作成する。</w:t>
-      </w:r>
-    </w:p>
-    <w:p>
-      <w:r>
-        <w:t>注意</w:t>
-      </w:r>
-      <w:r>
-        <w:t>:</w:t>
-      </w:r>
-    </w:p>
-    <w:p>
-      <w:r>
-        <w:t xml:space="preserve">- </w:t>
-      </w:r>
-      <w:r>
-        <w:t>実行するとデータは完全に消去される。必ず事前バックアップを取得すること。</w:t>
-      </w:r>
-    </w:p>
-    <w:p>
-      <w:r>
-        <w:t xml:space="preserve">- </w:t>
-      </w:r>
-      <w:r>
-        <w:t>本番環境ではメンテナンス時間帯に実施すること。</w:t>
-      </w:r>
-    </w:p>
-    <w:p>
-      <w:r>
-        <w:t>手順</w:t>
-      </w:r>
-      <w:r>
-        <w:t>:</w:t>
-      </w:r>
-    </w:p>
-    <w:p>
-      <w:r>
-        <w:t xml:space="preserve">1) </w:t>
-      </w:r>
-      <w:r>
-        <w:t>（推奨）アプリサービスを停止する。</w:t>
-      </w:r>
-    </w:p>
-    <w:p>
-      <w:r>
-        <w:t xml:space="preserve">   </w:t>
-      </w:r>
-      <w:proofErr w:type="spellStart"/>
-      <w:r>
-        <w:t>sudo</w:t>
-      </w:r>
-      <w:proofErr w:type="spellEnd"/>
-      <w:r>
-        <w:t xml:space="preserve"> </w:t>
-      </w:r>
-      <w:proofErr w:type="spellStart"/>
-      <w:r>
-        <w:t>systemctl</w:t>
-      </w:r>
-      <w:proofErr w:type="spellEnd"/>
-      <w:r>
-        <w:t xml:space="preserve"> stop </w:t>
-      </w:r>
-      <w:proofErr w:type="spellStart"/>
-      <w:r>
-        <w:t>fixedcut.service</w:t>
-      </w:r>
-      <w:proofErr w:type="spellEnd"/>
-      <w:r>
-        <w:t xml:space="preserve">   ※Linux</w:t>
-      </w:r>
-      <w:r>
-        <w:t>本番の場合</w:t>
-      </w:r>
-    </w:p>
-    <w:p>
-      <w:r>
-        <w:t xml:space="preserve">2) </w:t>
-      </w:r>
-      <w:r>
-        <w:t>プロジェクト直下で以下を実行する。</w:t>
-      </w:r>
-    </w:p>
-    <w:p>
-      <w:r>
-        <w:t xml:space="preserve">   python reset_db.py --yes</w:t>
-      </w:r>
-    </w:p>
-    <w:p>
-      <w:r>
-        <w:t xml:space="preserve">3) </w:t>
-      </w:r>
-      <w:proofErr w:type="spellStart"/>
-      <w:r>
-        <w:t>m_jyochu_image_cnv</w:t>
-      </w:r>
-      <w:proofErr w:type="spellEnd"/>
-      <w:r>
-        <w:t xml:space="preserve"> </w:t>
-      </w:r>
-      <w:r>
-        <w:t>の初期データも投入する場合は以下を実行する。</w:t>
-      </w:r>
-    </w:p>
-    <w:p>
-      <w:r>
-        <w:t xml:space="preserve">   python reset_db.py --yes --with-initial-m-</w:t>
-      </w:r>
-      <w:proofErr w:type="spellStart"/>
-      <w:r>
-        <w:t>jyochu</w:t>
-      </w:r>
-      <w:proofErr w:type="spellEnd"/>
-    </w:p>
-    <w:p>
-      <w:r>
-        <w:t xml:space="preserve">4) </w:t>
-      </w:r>
-      <w:r>
-        <w:t>（停止していた場合）アプリサービスを再起動する。</w:t>
-      </w:r>
-    </w:p>
-    <w:p>
-      <w:r>
-        <w:t xml:space="preserve">   </w:t>
-      </w:r>
-      <w:proofErr w:type="spellStart"/>
-      <w:r>
-        <w:t>sudo</w:t>
-      </w:r>
-      <w:proofErr w:type="spellEnd"/>
-      <w:r>
-        <w:t xml:space="preserve"> </w:t>
-      </w:r>
-      <w:proofErr w:type="spellStart"/>
-      <w:r>
-        <w:t>systemctl</w:t>
-      </w:r>
-      <w:proofErr w:type="spellEnd"/>
-      <w:r>
-        <w:t xml:space="preserve"> start </w:t>
-      </w:r>
-      <w:proofErr w:type="spellStart"/>
-      <w:r>
-        <w:t>fixedcut.service</w:t>
-      </w:r>
-      <w:proofErr w:type="spellEnd"/>
-      <w:r>
-        <w:t xml:space="preserve">  ※Linux</w:t>
-      </w:r>
-      <w:r>
-        <w:t>本番の場合</w:t>
-      </w:r>
-    </w:p>
-    <w:p>
-      <w:r>
-        <w:t>確認</w:t>
-      </w:r>
-      <w:r>
-        <w:t>:</w:t>
-      </w:r>
-    </w:p>
-    <w:p>
-      <w:r>
-        <w:t xml:space="preserve">- </w:t>
-      </w:r>
-      <w:r>
-        <w:t>主要画面へアクセスし、テーブル初期化状態を確認する。</w:t>
-      </w:r>
-    </w:p>
-    <w:p>
-      <w:r>
-        <w:t xml:space="preserve">- </w:t>
-      </w:r>
-      <w:r>
-        <w:t>必要に応じて</w:t>
-      </w:r>
-      <w:r>
-        <w:t xml:space="preserve"> CSV/Excel </w:t>
-      </w:r>
-      <w:r>
-        <w:t>取込で運用データを再投入する。</w:t>
-      </w:r>
-    </w:p>
-    <w:p/>
-    <w:p>
-      <w:r>
-        <w:t xml:space="preserve">7. </w:t>
-      </w:r>
-      <w:r>
-        <w:t>運用時チェックリスト</w:t>
-      </w:r>
-    </w:p>
-    <w:p>
-      <w:r>
-        <w:t xml:space="preserve">1) </w:t>
-      </w:r>
-      <w:r>
-        <w:t>取込前に最新データ</w:t>
-      </w:r>
-      <w:r>
-        <w:t>/</w:t>
-      </w:r>
-      <w:r>
-        <w:t>最新リリースの確認を行う。</w:t>
-      </w:r>
-    </w:p>
-    <w:p>
-      <w:r>
-        <w:t xml:space="preserve">2) </w:t>
-      </w:r>
-      <w:r>
-        <w:t>取込後は追加</w:t>
-      </w:r>
-      <w:r>
-        <w:t>/</w:t>
-      </w:r>
-      <w:r>
-        <w:t>更新</w:t>
-      </w:r>
-      <w:r>
-        <w:t>/</w:t>
-      </w:r>
-      <w:r>
-        <w:t>スキップ件数を確認する。</w:t>
-      </w:r>
-    </w:p>
-    <w:p>
-      <w:r>
-        <w:t xml:space="preserve">3) </w:t>
-      </w:r>
-      <w:r>
-        <w:t>全削除操作は対象・影響範囲を確認してから実施する。</w:t>
-      </w:r>
-    </w:p>
-    <w:p>
-      <w:r>
-        <w:t xml:space="preserve">4) </w:t>
-      </w:r>
-      <w:r>
-        <w:t>ログ（</w:t>
-      </w:r>
-      <w:r>
-        <w:t xml:space="preserve">logs/app.log, </w:t>
+        <w:t xml:space="preserve">  ※Linux本番の場合</w:t>
+      </w:r>
+    </w:p>
+    <w:p>
+      <w:r>
+        <w:t>確認:</w:t>
+      </w:r>
+    </w:p>
+    <w:p>
+      <w:r>
+        <w:t>- 主要画面へアクセスし、テーブル初期化状態を確認する。</w:t>
+      </w:r>
+    </w:p>
+    <w:p>
+      <w:r>
+        <w:t>- 必要に応じて CSV/Excel 取込で運用データを再投入する。</w:t>
+      </w:r>
+    </w:p>
+    <w:p/>
+    <w:p>
+      <w:r>
+        <w:t>7. 運用時チェックリスト</w:t>
+      </w:r>
+    </w:p>
+    <w:p>
+      <w:r>
+        <w:t>1) 取込前に最新データ/最新リリースの確認を行う。</w:t>
+      </w:r>
+    </w:p>
+    <w:p>
+      <w:r>
+        <w:t>2) 取込後は追加/更新/スキップ件数を確認する。</w:t>
+      </w:r>
+    </w:p>
+    <w:p>
+      <w:r>
+        <w:t>3) 全削除操作は対象・影響範囲を確認してから実施する。</w:t>
+      </w:r>
+    </w:p>
+    <w:p>
+      <w:r>
+        <w:t xml:space="preserve">4) ログ（logs/app.log, </w:t>
       </w:r>
       <w:proofErr w:type="spellStart"/>
       <w:r>
@@ -3383,11 +2413,6 @@
       </w:r>
     </w:p>
     <w:p>
-      <w:pPr>
-        <w:rPr>
-          <w:rFonts w:hint="eastAsia"/>
-        </w:rPr>
-      </w:pPr>
       <w:r>
         <w:rPr>
           <w:rFonts w:hint="eastAsia"/>
@@ -4249,11 +3274,6 @@
       </w:r>
     </w:p>
     <w:p>
-      <w:pPr>
-        <w:rPr>
-          <w:rFonts w:hint="eastAsia"/>
-        </w:rPr>
-      </w:pPr>
       <w:r>
         <w:t xml:space="preserve">  固定カット詳細更新画面。</w:t>
       </w:r>
@@ -5101,11 +4121,6 @@
       </w:r>
     </w:p>
     <w:p>
-      <w:pPr>
-        <w:rPr>
-          <w:rFonts w:hint="eastAsia"/>
-        </w:rPr>
-      </w:pPr>
       <w:r>
         <w:t xml:space="preserve">  更新時刻の新しい順で最新5件を残し、それ以外を削除</w:t>
       </w:r>
@@ -5785,11 +4800,6 @@
       </w:r>
     </w:p>
     <w:p>
-      <w:pPr>
-        <w:rPr>
-          <w:rFonts w:hint="eastAsia"/>
-        </w:rPr>
-      </w:pPr>
       <w:r>
         <w:t xml:space="preserve">        `-- </w:t>
       </w:r>
@@ -5803,13 +4813,7 @@
       </w:r>
     </w:p>
     <w:p/>
-    <w:p>
-      <w:pPr>
-        <w:rPr>
-          <w:rFonts w:hint="eastAsia"/>
-        </w:rPr>
-      </w:pPr>
-    </w:p>
+    <w:p/>
     <w:p>
       <w:r>
         <w:rPr>
@@ -5818,26 +4822,17 @@
         <w:t>9</w:t>
       </w:r>
       <w:r>
-        <w:t xml:space="preserve">. </w:t>
-      </w:r>
-      <w:r>
-        <w:t>改訂履歴</w:t>
-      </w:r>
-    </w:p>
-    <w:p>
-      <w:r>
-        <w:t xml:space="preserve">2026-03-16 </w:t>
-      </w:r>
-      <w:r>
-        <w:t>初版作成</w:t>
-      </w:r>
-    </w:p>
-    <w:p>
-      <w:r>
-        <w:t>2026-03-16 DB</w:t>
-      </w:r>
-      <w:r>
-        <w:t>全削除・再作成手順を追記</w:t>
+        <w:t>. 改訂履歴</w:t>
+      </w:r>
+    </w:p>
+    <w:p>
+      <w:r>
+        <w:t>2026-03-16 初版作成</w:t>
+      </w:r>
+    </w:p>
+    <w:p>
+      <w:r>
+        <w:t>2026-03-16 DB全削除・再作成手順を追記</w:t>
       </w:r>
     </w:p>
     <w:sectPr>
@@ -6254,6 +5249,7 @@
   <w:style w:type="character" w:default="1" w:styleId="a0">
     <w:name w:val="Default Paragraph Font"/>
     <w:uiPriority w:val="1"/>
+    <w:semiHidden/>
     <w:unhideWhenUsed/>
   </w:style>
   <w:style w:type="table" w:default="1" w:styleId="a1">
